--- a/public/reports/rareearth.docx
+++ b/public/reports/rareearth.docx
@@ -13,7 +13,7 @@
           <w:color w:val="000000"/>
           <w:sz w:val="44"/>
         </w:rPr>
-        <w:t>稀土化合物供应替代与出口管制分析</w:t>
+        <w:t>其他稀土金属化合物对华进口依赖与供应风险分析报告</w:t>
       </w:r>
     </w:p>
     <w:p>
@@ -27,7 +27,7 @@
           <w:color w:val="555555"/>
           <w:sz w:val="22"/>
         </w:rPr>
-        <w:t>商品：稀土化合物 / Compounds of rare-earth metals · 快照 2026-07-23</w:t>
+        <w:t>商品：其他稀土金属化合物 / Other compounds of rare-earth metals · 快照 2026-07-23</w:t>
       </w:r>
     </w:p>
     <w:tbl>
@@ -61,7 +61,7 @@
                 <w:color w:val="1F4D78"/>
                 <w:sz w:val="19"/>
               </w:rPr>
-              <w:t>HS2022 8位码</w:t>
+              <w:t>真实统计编码</w:t>
             </w:r>
           </w:p>
         </w:tc>
@@ -82,7 +82,7 @@
                 <w:color w:val="000000"/>
                 <w:sz w:val="19"/>
               </w:rPr>
-              <w:t>28460000</w:t>
+              <w:t>HS6 国际可比口径 284690</w:t>
             </w:r>
           </w:p>
         </w:tc>
@@ -127,7 +127,7 @@
                 <w:color w:val="000000"/>
                 <w:sz w:val="19"/>
               </w:rPr>
-              <w:t>统计口径 HS4</w:t>
+              <w:t>HS6 国际可比口径</w:t>
             </w:r>
           </w:p>
         </w:tc>
@@ -172,7 +172,7 @@
                 <w:color w:val="000000"/>
                 <w:sz w:val="19"/>
               </w:rPr>
-              <w:t>4.9 百万美元</w:t>
+              <w:t>2.7 百万美元</w:t>
             </w:r>
           </w:p>
         </w:tc>
@@ -217,7 +217,7 @@
                 <w:color w:val="000000"/>
                 <w:sz w:val="19"/>
               </w:rPr>
-              <w:t>12.9 百万美元</w:t>
+              <w:t>6.1 百万美元</w:t>
             </w:r>
           </w:p>
         </w:tc>
@@ -262,7 +262,7 @@
                 <w:color w:val="000000"/>
                 <w:sz w:val="19"/>
               </w:rPr>
-              <w:t>37.9%</w:t>
+              <w:t>44.2%</w:t>
             </w:r>
           </w:p>
         </w:tc>
@@ -324,7 +324,7 @@
     </w:p>
     <w:p>
       <w:r>
-        <w:t>稀土化合物的直接贸易金额较小，但中国在印度来源结构中长期居首，且部分 284690 子目已纳入出口管制；公开数据未证明经贸易中枢大规模转口。</w:t>
+        <w:t>其他稀土金属化合物在 2025 年的对华来源占比为 44.2%，应结合企业采购、原产地证书和 HS8 单证继续验证。</w:t>
       </w:r>
     </w:p>
     <w:p>
@@ -345,7 +345,7 @@
           <w:rFonts w:ascii="Microsoft YaHei" w:hAnsi="Microsoft YaHei" w:eastAsia="Microsoft YaHei"/>
           <w:sz w:val="21"/>
         </w:rPr>
-        <w:t>2025 年印度自中国进口约 491 万美元，全球进口约 1294 万美元，对华来源占比 37.9%。</w:t>
+        <w:t>2025 年印度自中国进口 2.7 百万美元，全球进口 6.1 百万美元，对华来源占比 44.2%。</w:t>
       </w:r>
     </w:p>
     <w:p>
@@ -358,7 +358,7 @@
           <w:rFonts w:ascii="Microsoft YaHei" w:hAnsi="Microsoft YaHei" w:eastAsia="Microsoft YaHei"/>
           <w:sz w:val="21"/>
         </w:rPr>
-        <w:t>印度官方数量表显示，HS 2846 总进口量由 2019—20 年度 1375 吨降至 2023—24 年度 1086 吨。</w:t>
+        <w:t>页面和报告均使用真实的 HS6 国际可比口径 284690；不补零、不使用父级大类代理金额。</w:t>
       </w:r>
     </w:p>
     <w:p>
@@ -371,7 +371,7 @@
           <w:rFonts w:ascii="Microsoft YaHei" w:hAnsi="Microsoft YaHei" w:eastAsia="Microsoft YaHei"/>
           <w:sz w:val="21"/>
         </w:rPr>
-        <w:t>中国在 2020—21 至 2023—24 年连续保持主要来源国；日本、韩国、俄罗斯、奥地利、美国等为可观察替代来源。</w:t>
+        <w:t>主要替代供应国或地区包括：日本、韩国、俄罗斯、奥地利、美国。</w:t>
       </w:r>
     </w:p>
     <w:p>
@@ -384,12 +384,12 @@
     </w:p>
     <w:p>
       <w:r>
-        <w:t>政策敏感度远高于金额本身。部分钐、钆、铽、镝、镥、钪、钇相关物项须依法申请出口许可。</w:t>
+        <w:t>该品类的公开贸易数据能够用于识别来源集中度，但不足以替代企业级 BOM、合同、发票、原产地证书和物流单证。</w:t>
       </w:r>
     </w:p>
     <w:p>
       <w:r>
-        <w:t>通过第三国采购不当然绕开中国规则，也不当然意味着违法；关键是原产、加工和再出口义务。</w:t>
+        <w:t>对第三国路径的判断应区分实质加工、区域分销、库存调拨和简单转运；金额同步变化只能作为筛查信号。</w:t>
       </w:r>
     </w:p>
     <w:p>
@@ -402,7 +402,7 @@
     </w:p>
     <w:p>
       <w:r>
-        <w:t>两条路径均是风险网络而非转口事实。对于受控物项，技术参数、最终用户和最终用途优先于 HS4 与发票国。</w:t>
+        <w:t>当前公开数据仅能提供路径筛查信号，不构成转口事实认定。</w:t>
       </w:r>
     </w:p>
     <w:p>
@@ -415,7 +415,7 @@
     </w:p>
     <w:p>
       <w:r>
-        <w:t>稀土化合物的首要风险是管制与许可不确定性，而非已被公开统计识别的转口。采购审计应前移至元素、化合物形态和最终用途。</w:t>
+        <w:t>其他稀土金属化合物应作为供应链依赖监测对象，结论准确度为 高概率。后续需用 HS8 与业务单证校验。</w:t>
       </w:r>
     </w:p>
     <w:p>
@@ -436,7 +436,7 @@
           <w:rFonts w:ascii="Microsoft YaHei" w:hAnsi="Microsoft YaHei" w:eastAsia="Microsoft YaHei"/>
           <w:sz w:val="21"/>
         </w:rPr>
-        <w:t>284690 子目与控制参数</w:t>
+        <w:t>HS8 单证与企业采购数据</w:t>
       </w:r>
     </w:p>
     <w:p>
@@ -449,7 +449,7 @@
           <w:rFonts w:ascii="Microsoft YaHei" w:hAnsi="Microsoft YaHei" w:eastAsia="Microsoft YaHei"/>
           <w:sz w:val="21"/>
         </w:rPr>
-        <w:t>日本、韩国等来源的前序原产地</w:t>
+        <w:t>原产国、装运国与发票国差异</w:t>
       </w:r>
     </w:p>
     <w:p>
@@ -462,7 +462,7 @@
           <w:rFonts w:ascii="Microsoft YaHei" w:hAnsi="Microsoft YaHei" w:eastAsia="Microsoft YaHei"/>
           <w:sz w:val="21"/>
         </w:rPr>
-        <w:t>许可证、最终用户与最终用途声明</w:t>
+        <w:t>月度进口额和对华占比异常波动</w:t>
       </w:r>
     </w:p>
     <w:p>
@@ -483,7 +483,7 @@
           <w:rFonts w:ascii="Microsoft YaHei" w:hAnsi="Microsoft YaHei" w:eastAsia="Microsoft YaHei"/>
           <w:sz w:val="21"/>
         </w:rPr>
-        <w:t>研究报告第 9—10 页：HS 2846 分析</w:t>
+        <w:t>UN Comtrade 2025 / monthly API, HS 2022 (H6)</w:t>
       </w:r>
     </w:p>
     <w:p>
@@ -496,7 +496,7 @@
           <w:rFonts w:ascii="Microsoft YaHei" w:hAnsi="Microsoft YaHei" w:eastAsia="Microsoft YaHei"/>
           <w:sz w:val="21"/>
         </w:rPr>
-        <w:t>印度 PIB 议会答复数量表</w:t>
+        <w:t>印度 DGCI&amp;S TradeStat</w:t>
       </w:r>
     </w:p>
     <w:p>
@@ -509,7 +509,7 @@
           <w:rFonts w:ascii="Microsoft YaHei" w:hAnsi="Microsoft YaHei" w:eastAsia="Microsoft YaHei"/>
           <w:sz w:val="21"/>
         </w:rPr>
-        <w:t>中国商务部、海关总署 2025 年 4 月公告</w:t>
+        <w:t>项目页面公开研究口径说明</w:t>
       </w:r>
     </w:p>
     <w:p>
@@ -543,7 +543,7 @@
         <w:color w:val="666666"/>
         <w:sz w:val="18"/>
       </w:rPr>
-      <w:t>稀土化合物供应替代与出口管制分析 · 2026-07-23</w:t>
+      <w:t>其他稀土金属化合物对华进口依赖与供应风险分析报告 · 2026-07-23</w:t>
     </w:r>
   </w:p>
 </w:ftr>

--- a/public/reports/rareearth.docx
+++ b/public/reports/rareearth.docx
@@ -33,19 +33,26 @@
     <w:tbl>
       <w:tblPr>
         <w:tblStyle w:val="TableGrid"/>
-        <w:tblW w:type="auto" w:w="0"/>
         <w:jc w:val="left"/>
+        <w:tblLook w:firstColumn="1" w:firstRow="1" w:lastColumn="0" w:lastRow="0" w:noHBand="0" w:noVBand="1" w:val="04A0"/>
+        <w:tblW w:w="9360" w:type="dxa"/>
+        <w:tblInd w:w="120" w:type="dxa"/>
         <w:tblLayout w:type="fixed"/>
-        <w:tblLook w:firstColumn="1" w:firstRow="1" w:lastColumn="0" w:lastRow="0" w:noHBand="0" w:noVBand="1" w:val="04A0"/>
+        <w:tblCellMar>
+          <w:top w:w="80" w:type="dxa"/>
+          <w:start w:w="120" w:type="dxa"/>
+          <w:bottom w:w="80" w:type="dxa"/>
+          <w:end w:w="120" w:type="dxa"/>
+        </w:tblCellMar>
       </w:tblPr>
       <w:tblGrid>
-        <w:gridCol w:w="4680"/>
-        <w:gridCol w:w="4680"/>
+        <w:gridCol w:w="2300"/>
+        <w:gridCol w:w="7060"/>
       </w:tblGrid>
       <w:tr>
         <w:tc>
           <w:tcPr>
-            <w:tcW w:type="dxa" w:w="2304"/>
+            <w:tcW w:type="dxa" w:w="2300"/>
             <w:shd w:fill="F2F4F7"/>
             <w:vAlign w:val="center"/>
           </w:tcPr>
@@ -67,7 +74,7 @@
         </w:tc>
         <w:tc>
           <w:tcPr>
-            <w:tcW w:type="dxa" w:w="6912"/>
+            <w:tcW w:type="dxa" w:w="7060"/>
             <w:vAlign w:val="center"/>
           </w:tcPr>
           <w:p>
@@ -90,7 +97,7 @@
       <w:tr>
         <w:tc>
           <w:tcPr>
-            <w:tcW w:type="dxa" w:w="2304"/>
+            <w:tcW w:type="dxa" w:w="2300"/>
             <w:shd w:fill="F2F4F7"/>
             <w:vAlign w:val="center"/>
           </w:tcPr>
@@ -112,7 +119,7 @@
         </w:tc>
         <w:tc>
           <w:tcPr>
-            <w:tcW w:type="dxa" w:w="6912"/>
+            <w:tcW w:type="dxa" w:w="7060"/>
             <w:vAlign w:val="center"/>
           </w:tcPr>
           <w:p>
@@ -135,7 +142,7 @@
       <w:tr>
         <w:tc>
           <w:tcPr>
-            <w:tcW w:type="dxa" w:w="2304"/>
+            <w:tcW w:type="dxa" w:w="2300"/>
             <w:shd w:fill="F2F4F7"/>
             <w:vAlign w:val="center"/>
           </w:tcPr>
@@ -157,7 +164,7 @@
         </w:tc>
         <w:tc>
           <w:tcPr>
-            <w:tcW w:type="dxa" w:w="6912"/>
+            <w:tcW w:type="dxa" w:w="7060"/>
             <w:vAlign w:val="center"/>
           </w:tcPr>
           <w:p>
@@ -180,7 +187,7 @@
       <w:tr>
         <w:tc>
           <w:tcPr>
-            <w:tcW w:type="dxa" w:w="2304"/>
+            <w:tcW w:type="dxa" w:w="2300"/>
             <w:shd w:fill="F2F4F7"/>
             <w:vAlign w:val="center"/>
           </w:tcPr>
@@ -202,7 +209,7 @@
         </w:tc>
         <w:tc>
           <w:tcPr>
-            <w:tcW w:type="dxa" w:w="6912"/>
+            <w:tcW w:type="dxa" w:w="7060"/>
             <w:vAlign w:val="center"/>
           </w:tcPr>
           <w:p>
@@ -225,7 +232,7 @@
       <w:tr>
         <w:tc>
           <w:tcPr>
-            <w:tcW w:type="dxa" w:w="2304"/>
+            <w:tcW w:type="dxa" w:w="2300"/>
             <w:shd w:fill="F2F4F7"/>
             <w:vAlign w:val="center"/>
           </w:tcPr>
@@ -247,7 +254,7 @@
         </w:tc>
         <w:tc>
           <w:tcPr>
-            <w:tcW w:type="dxa" w:w="6912"/>
+            <w:tcW w:type="dxa" w:w="7060"/>
             <w:vAlign w:val="center"/>
           </w:tcPr>
           <w:p>
@@ -270,7 +277,7 @@
       <w:tr>
         <w:tc>
           <w:tcPr>
-            <w:tcW w:type="dxa" w:w="2304"/>
+            <w:tcW w:type="dxa" w:w="2300"/>
             <w:shd w:fill="F2F4F7"/>
             <w:vAlign w:val="center"/>
           </w:tcPr>
@@ -292,7 +299,7 @@
         </w:tc>
         <w:tc>
           <w:tcPr>
-            <w:tcW w:type="dxa" w:w="6912"/>
+            <w:tcW w:type="dxa" w:w="7060"/>
             <w:vAlign w:val="center"/>
           </w:tcPr>
           <w:p>
@@ -324,7 +331,7 @@
     </w:p>
     <w:p>
       <w:r>
-        <w:t>其他稀土金属化合物在 2025 年的对华来源占比为 44.2%，应结合企业采购、原产地证书和 HS8 单证继续验证。</w:t>
+        <w:t>2025 年，印度进口“其他稀土金属化合物”中来自中国的金额占比为 44.2%，按本报告阈值属于中等。该判断严格限定于 HS 2022 六位商品编码 284690，不外推至父级税目、具体企业或受控技术参数。</w:t>
       </w:r>
     </w:p>
     <w:p>
@@ -371,7 +378,7 @@
           <w:rFonts w:ascii="Microsoft YaHei" w:hAnsi="Microsoft YaHei" w:eastAsia="Microsoft YaHei"/>
           <w:sz w:val="21"/>
         </w:rPr>
-        <w:t>主要替代供应国或地区包括：日本、韩国、俄罗斯、奥地利、美国。</w:t>
+        <w:t>剔除中国后，2025 年其他主要供应来源为：奥地利、日本、德国、美国、法国。</w:t>
       </w:r>
     </w:p>
     <w:p>
@@ -384,12 +391,17 @@
     </w:p>
     <w:p>
       <w:r>
-        <w:t>该品类的公开贸易数据能够用于识别来源集中度，但不足以替代企业级 BOM、合同、发票、原产地证书和物流单证。</w:t>
+        <w:t>印度自中国进口 2.7 百万美元，相对于该商品进口总额 6.1 百万美元；比例使用未舍入金额计算，页面显示值仅作四舍五入。</w:t>
       </w:r>
     </w:p>
     <w:p>
       <w:r>
-        <w:t>对第三国路径的判断应区分实质加工、区域分销、库存调拨和简单转运；金额同步变化只能作为筛查信号。</w:t>
+        <w:t>其他供应来源按同一 HS6、同一报告国、同一年度的进口金额排序。它们说明采购来源结构，不等于已经具备同等产能、认证、交付周期或价格条件。</w:t>
+      </w:r>
+    </w:p>
+    <w:p>
+      <w:r>
+        <w:t>公开贸易数据能够识别来源集中度，但不足以替代企业级 BOM、合同、发票、原产地证书和物流单证。对受控物项还必须核对技术参数、最终用户和最终用途。</w:t>
       </w:r>
     </w:p>
     <w:p>
@@ -402,7 +414,7 @@
     </w:p>
     <w:p>
       <w:r>
-        <w:t>当前公开数据仅能提供路径筛查信号，不构成转口事实认定。</w:t>
+        <w:t>当前未取得与 HS6 284690 完全同口径且能够对应同一批货物的逐段单证闭环。即使中国至一个或多个中转国、再至印度的双边金额在同一时期同步上升，也只能作为核验线索；必须再用提单、原产地证书、发票、加工记录或公开查发案例确认。</w:t>
       </w:r>
     </w:p>
     <w:p>
@@ -415,7 +427,7 @@
     </w:p>
     <w:p>
       <w:r>
-        <w:t>其他稀土金属化合物应作为供应链依赖监测对象，结论准确度为 高概率。后续需用 HS8 与业务单证校验。</w:t>
+        <w:t>其他稀土金属化合物对华进口来源集中度中等，应保持常态监测。本结论准确度标注为“高概率”，仅适用于 HS6 284690 的 2025 年进口来源结构；后续若取得中国海关 HS8、企业料号和业务单证，应在不改变国际 HS6 可比口径的前提下进一步下钻。</w:t>
       </w:r>
     </w:p>
     <w:p>
@@ -436,7 +448,7 @@
           <w:rFonts w:ascii="Microsoft YaHei" w:hAnsi="Microsoft YaHei" w:eastAsia="Microsoft YaHei"/>
           <w:sz w:val="21"/>
         </w:rPr>
-        <w:t>HS8 单证与企业采购数据</w:t>
+        <w:t>HS6 284690 的月度进口金额、数量和对华来源占比</w:t>
       </w:r>
     </w:p>
     <w:p>
@@ -449,7 +461,7 @@
           <w:rFonts w:ascii="Microsoft YaHei" w:hAnsi="Microsoft YaHei" w:eastAsia="Microsoft YaHei"/>
           <w:sz w:val="21"/>
         </w:rPr>
-        <w:t>原产国、装运国与发票国差异</w:t>
+        <w:t>中国海关 HS8、企业料号与印度本国八位税号映射</w:t>
       </w:r>
     </w:p>
     <w:p>
@@ -462,7 +474,20 @@
           <w:rFonts w:ascii="Microsoft YaHei" w:hAnsi="Microsoft YaHei" w:eastAsia="Microsoft YaHei"/>
           <w:sz w:val="21"/>
         </w:rPr>
-        <w:t>月度进口额和对华占比异常波动</w:t>
+        <w:t>原产国、装运国、发票国、提单路径与实际加工工序</w:t>
+      </w:r>
+    </w:p>
+    <w:p>
+      <w:pPr>
+        <w:pStyle w:val="ListBullet"/>
+        <w:spacing w:after="80"/>
+      </w:pPr>
+      <w:r>
+        <w:rPr>
+          <w:rFonts w:ascii="Microsoft YaHei" w:hAnsi="Microsoft YaHei" w:eastAsia="Microsoft YaHei"/>
+          <w:sz w:val="21"/>
+        </w:rPr>
+        <w:t>出口许可证、技术参数、最终用户和最终用途变化</w:t>
       </w:r>
     </w:p>
     <w:p>
@@ -483,7 +508,7 @@
           <w:rFonts w:ascii="Microsoft YaHei" w:hAnsi="Microsoft YaHei" w:eastAsia="Microsoft YaHei"/>
           <w:sz w:val="21"/>
         </w:rPr>
-        <w:t>UN Comtrade 2025 / monthly API, HS 2022 (H6)</w:t>
+        <w:t>UN Comtrade 公共 API：reporterCode=699（印度）、partnerCode=0/156、flowCode=M、cmdCode=284690、period=2025；访问 2026-07-23。</w:t>
       </w:r>
     </w:p>
     <w:p>
@@ -496,7 +521,7 @@
           <w:rFonts w:ascii="Microsoft YaHei" w:hAnsi="Microsoft YaHei" w:eastAsia="Microsoft YaHei"/>
           <w:sz w:val="21"/>
         </w:rPr>
-        <w:t>印度 DGCI&amp;S TradeStat</w:t>
+        <w:t>印度 DGCI&amp;S TradeStat：月度贸易数据库与编码调整说明。</w:t>
       </w:r>
     </w:p>
     <w:p>
@@ -509,7 +534,7 @@
           <w:rFonts w:ascii="Microsoft YaHei" w:hAnsi="Microsoft YaHei" w:eastAsia="Microsoft YaHei"/>
           <w:sz w:val="21"/>
         </w:rPr>
-        <w:t>项目页面公开研究口径说明</w:t>
+        <w:t>中国商务部、海关总署及中国出口管制信息网：现行两用物项清单、公告与许可证管理目录。</w:t>
       </w:r>
     </w:p>
     <w:p>

--- a/public/reports/rareearth.docx
+++ b/public/reports/rareearth.docx
@@ -27,7 +27,7 @@
           <w:color w:val="555555"/>
           <w:sz w:val="22"/>
         </w:rPr>
-        <w:t>商品：其他稀土金属化合物 / Other compounds of rare-earth metals · 快照 2026-07-23</w:t>
+        <w:t>商品：其他稀土金属化合物 / Other compounds of rare-earth metals · 快照 2026-07-24</w:t>
       </w:r>
     </w:p>
     <w:tbl>
@@ -330,8 +330,52 @@
       </w:r>
     </w:p>
     <w:p>
+      <w:pPr>
+        <w:spacing w:after="120"/>
+      </w:pPr>
       <w:r>
+        <w:rPr>
+          <w:rFonts w:ascii="Microsoft YaHei" w:hAnsi="Microsoft YaHei" w:eastAsia="Microsoft YaHei"/>
+          <w:sz w:val="21"/>
+        </w:rPr>
         <w:t>2025 年，印度进口“其他稀土金属化合物”中来自中国的金额占比为 44.2%，按本报告阈值属于中等。该判断严格限定于 HS 2022 六位商品编码 284690，不外推至父级税目、具体企业或受控技术参数。</w:t>
+      </w:r>
+      <w:r>
+        <w:rPr>
+          <w:rFonts w:ascii="Microsoft YaHei" w:hAnsi="Microsoft YaHei" w:eastAsia="Microsoft YaHei"/>
+          <w:b w:val="0"/>
+          <w:color w:val="1F4D78"/>
+          <w:sz w:val="16"/>
+          <w:vertAlign w:val="superscript"/>
+        </w:rPr>
+        <w:t>〔1〕</w:t>
+      </w:r>
+    </w:p>
+    <w:p>
+      <w:pPr>
+        <w:spacing w:after="120"/>
+      </w:pPr>
+      <w:r>
+        <w:rPr>
+          <w:rFonts w:ascii="Microsoft YaHei" w:hAnsi="Microsoft YaHei" w:eastAsia="Microsoft YaHei"/>
+          <w:sz w:val="21"/>
+        </w:rPr>
+        <w:t>稀土化合物的直接贸易金额较小，但中国在印度来源结构中长期居首，且部分 284690 子目已纳入出口管制；公开数据未证明经贸易中枢大规模转口。</w:t>
+      </w:r>
+      <w:r>
+        <w:rPr>
+          <w:rFonts w:ascii="Microsoft YaHei" w:hAnsi="Microsoft YaHei" w:eastAsia="Microsoft YaHei"/>
+          <w:b w:val="0"/>
+          <w:color w:val="1F4D78"/>
+          <w:sz w:val="16"/>
+          <w:vertAlign w:val="superscript"/>
+        </w:rPr>
+        <w:t>〔2〕</w:t>
+      </w:r>
+    </w:p>
+    <w:p>
+      <w:r>
+        <w:t>本报告的用途是为业务数据复核、供应链审计和出口管制策略研究提供公开来源底稿。因此，报告将“贸易统计能够证明的来源结构”和“仍需单证核验的路径推演”分开表述：前者用于判断依赖程度，后者只用于形成核验清单。</w:t>
       </w:r>
     </w:p>
     <w:p>
@@ -339,7 +383,25 @@
         <w:pStyle w:val="Heading1"/>
       </w:pPr>
       <w:r>
-        <w:t>二、数据事实</w:t>
+        <w:t>二、商品边界与统计口径</w:t>
+      </w:r>
+    </w:p>
+    <w:p>
+      <w:r>
+        <w:t>HS 284690：除铈化合物外的其他稀土金属、钇或钪的无机或有机化合物；管制判断仍需下钻元素与技术参数。</w:t>
+      </w:r>
+    </w:p>
+    <w:p>
+      <w:r>
+        <w:t>网页矩阵和本报告均优先使用真实可复核编码。当前国际比较口径为 HS6 国际可比口径 284690；如公开来源只能稳定提供 HS6，本报告即如实使用 HS6，不补零、不以父级税目金额替代具体物项。</w:t>
+      </w:r>
+    </w:p>
+    <w:p>
+      <w:pPr>
+        <w:pStyle w:val="Heading1"/>
+      </w:pPr>
+      <w:r>
+        <w:t>三、数据事实</w:t>
       </w:r>
     </w:p>
     <w:p>
@@ -352,7 +414,17 @@
           <w:rFonts w:ascii="Microsoft YaHei" w:hAnsi="Microsoft YaHei" w:eastAsia="Microsoft YaHei"/>
           <w:sz w:val="21"/>
         </w:rPr>
-        <w:t>2025 年印度自中国进口 2.7 百万美元，全球进口 6.1 百万美元，对华来源占比 44.2%。</w:t>
+        <w:t>2025 年印度自中国进口约 491 万美元，全球进口约 1294 万美元，对华来源占比 37.9%。</w:t>
+      </w:r>
+      <w:r>
+        <w:rPr>
+          <w:rFonts w:ascii="Microsoft YaHei" w:hAnsi="Microsoft YaHei" w:eastAsia="Microsoft YaHei"/>
+          <w:b w:val="0"/>
+          <w:color w:val="1F4D78"/>
+          <w:sz w:val="16"/>
+          <w:vertAlign w:val="superscript"/>
+        </w:rPr>
+        <w:t>〔3〕</w:t>
       </w:r>
     </w:p>
     <w:p>
@@ -365,7 +437,17 @@
           <w:rFonts w:ascii="Microsoft YaHei" w:hAnsi="Microsoft YaHei" w:eastAsia="Microsoft YaHei"/>
           <w:sz w:val="21"/>
         </w:rPr>
-        <w:t>页面和报告均使用真实的 HS6 国际可比口径 284690；不补零、不使用父级大类代理金额。</w:t>
+        <w:t>印度官方数量表显示，HS 2846 总进口量由 2019—20 年度 1375 吨降至 2023—24 年度 1086 吨。</w:t>
+      </w:r>
+      <w:r>
+        <w:rPr>
+          <w:rFonts w:ascii="Microsoft YaHei" w:hAnsi="Microsoft YaHei" w:eastAsia="Microsoft YaHei"/>
+          <w:b w:val="0"/>
+          <w:color w:val="1F4D78"/>
+          <w:sz w:val="16"/>
+          <w:vertAlign w:val="superscript"/>
+        </w:rPr>
+        <w:t>〔4〕</w:t>
       </w:r>
     </w:p>
     <w:p>
@@ -378,7 +460,22 @@
           <w:rFonts w:ascii="Microsoft YaHei" w:hAnsi="Microsoft YaHei" w:eastAsia="Microsoft YaHei"/>
           <w:sz w:val="21"/>
         </w:rPr>
-        <w:t>剔除中国后，2025 年其他主要供应来源为：奥地利、日本、德国、美国、法国。</w:t>
+        <w:t>中国在 2020—21 至 2023—24 年连续保持主要来源国；日本、韩国、俄罗斯、奥地利、美国等为可观察替代来源。</w:t>
+      </w:r>
+      <w:r>
+        <w:rPr>
+          <w:rFonts w:ascii="Microsoft YaHei" w:hAnsi="Microsoft YaHei" w:eastAsia="Microsoft YaHei"/>
+          <w:b w:val="0"/>
+          <w:color w:val="1F4D78"/>
+          <w:sz w:val="16"/>
+          <w:vertAlign w:val="superscript"/>
+        </w:rPr>
+        <w:t>〔5〕</w:t>
+      </w:r>
+    </w:p>
+    <w:p>
+      <w:r>
+        <w:t>上述金额均为现价美元口径。印度进口统计通常采用 CIF 进口口径；中国海关出口镜像采用中国出口统计口径。两类口径可以互相校验方向和异常，但不能直接相加或替代。</w:t>
       </w:r>
     </w:p>
     <w:p>
@@ -386,22 +483,1018 @@
         <w:pStyle w:val="Heading1"/>
       </w:pPr>
       <w:r>
-        <w:t>三、分析</w:t>
+        <w:t>四、中国海关 HS8 出口镜像</w:t>
       </w:r>
     </w:p>
     <w:p>
+      <w:pPr>
+        <w:spacing w:after="120"/>
+      </w:pPr>
       <w:r>
-        <w:t>印度自中国进口 2.7 百万美元，相对于该商品进口总额 6.1 百万美元；比例使用未舍入金额计算，页面显示值仅作四舍五入。</w:t>
+        <w:rPr>
+          <w:rFonts w:ascii="Microsoft YaHei" w:hAnsi="Microsoft YaHei" w:eastAsia="Microsoft YaHei"/>
+          <w:sz w:val="21"/>
+        </w:rPr>
+        <w:t>在中国海关出口镜像中，HS6 284690 下共匹配 13 个真实 HS8 子项。2025 年中国出口至印度金额为 5.45 百万美元；2026 年已导出月份合计为 1.91 百万美元。2025—2026 已导出月份中，月度峰值出现在 202511，金额为 1.15 百万美元。</w:t>
+      </w:r>
+      <w:r>
+        <w:rPr>
+          <w:rFonts w:ascii="Microsoft YaHei" w:hAnsi="Microsoft YaHei" w:eastAsia="Microsoft YaHei"/>
+          <w:b w:val="0"/>
+          <w:color w:val="1F4D78"/>
+          <w:sz w:val="16"/>
+          <w:vertAlign w:val="superscript"/>
+        </w:rPr>
+        <w:t>〔6〕</w:t>
       </w:r>
     </w:p>
+    <w:tbl>
+      <w:tblPr>
+        <w:tblStyle w:val="TableGrid"/>
+        <w:jc w:val="center"/>
+        <w:tblLook w:firstColumn="1" w:firstRow="1" w:lastColumn="0" w:lastRow="0" w:noHBand="0" w:noVBand="1" w:val="04A0"/>
+        <w:tblW w:w="9360" w:type="dxa"/>
+        <w:tblInd w:w="120" w:type="dxa"/>
+        <w:tblLayout w:type="fixed"/>
+        <w:tblCellMar>
+          <w:top w:w="80" w:type="dxa"/>
+          <w:start w:w="120" w:type="dxa"/>
+          <w:bottom w:w="80" w:type="dxa"/>
+          <w:end w:w="120" w:type="dxa"/>
+        </w:tblCellMar>
+      </w:tblPr>
+      <w:tblGrid>
+        <w:gridCol w:w="1300"/>
+        <w:gridCol w:w="4260"/>
+        <w:gridCol w:w="1700"/>
+        <w:gridCol w:w="2100"/>
+      </w:tblGrid>
+      <w:tr>
+        <w:trPr>
+          <w:tblHeader w:val="true"/>
+        </w:trPr>
+        <w:tc>
+          <w:tcPr>
+            <w:tcW w:type="dxa" w:w="1300"/>
+            <w:shd w:fill="F2F4F7"/>
+            <w:vAlign w:val="center"/>
+          </w:tcPr>
+          <w:p>
+            <w:pPr>
+              <w:spacing w:after="0"/>
+            </w:pPr>
+            <w:r/>
+            <w:r>
+              <w:rPr>
+                <w:rFonts w:ascii="Microsoft YaHei" w:hAnsi="Microsoft YaHei" w:eastAsia="Microsoft YaHei"/>
+                <w:b/>
+                <w:color w:val="1F4D78"/>
+                <w:sz w:val="19"/>
+              </w:rPr>
+              <w:t>HS8</w:t>
+            </w:r>
+          </w:p>
+        </w:tc>
+        <w:tc>
+          <w:tcPr>
+            <w:tcW w:type="dxa" w:w="4260"/>
+            <w:shd w:fill="F2F4F7"/>
+            <w:vAlign w:val="center"/>
+          </w:tcPr>
+          <w:p>
+            <w:pPr>
+              <w:spacing w:after="0"/>
+            </w:pPr>
+            <w:r/>
+            <w:r>
+              <w:rPr>
+                <w:rFonts w:ascii="Microsoft YaHei" w:hAnsi="Microsoft YaHei" w:eastAsia="Microsoft YaHei"/>
+                <w:b/>
+                <w:color w:val="1F4D78"/>
+                <w:sz w:val="19"/>
+              </w:rPr>
+              <w:t>商品名称</w:t>
+            </w:r>
+          </w:p>
+        </w:tc>
+        <w:tc>
+          <w:tcPr>
+            <w:tcW w:type="dxa" w:w="1700"/>
+            <w:shd w:fill="F2F4F7"/>
+            <w:vAlign w:val="center"/>
+          </w:tcPr>
+          <w:p>
+            <w:pPr>
+              <w:spacing w:after="0"/>
+            </w:pPr>
+            <w:r/>
+            <w:r>
+              <w:rPr>
+                <w:rFonts w:ascii="Microsoft YaHei" w:hAnsi="Microsoft YaHei" w:eastAsia="Microsoft YaHei"/>
+                <w:b/>
+                <w:color w:val="1F4D78"/>
+                <w:sz w:val="19"/>
+              </w:rPr>
+              <w:t>2025出口额</w:t>
+            </w:r>
+          </w:p>
+        </w:tc>
+        <w:tc>
+          <w:tcPr>
+            <w:tcW w:type="dxa" w:w="2100"/>
+            <w:shd w:fill="F2F4F7"/>
+            <w:vAlign w:val="center"/>
+          </w:tcPr>
+          <w:p>
+            <w:pPr>
+              <w:spacing w:after="0"/>
+            </w:pPr>
+            <w:r/>
+            <w:r>
+              <w:rPr>
+                <w:rFonts w:ascii="Microsoft YaHei" w:hAnsi="Microsoft YaHei" w:eastAsia="Microsoft YaHei"/>
+                <w:b/>
+                <w:color w:val="1F4D78"/>
+                <w:sz w:val="19"/>
+              </w:rPr>
+              <w:t>主要贸易方式</w:t>
+            </w:r>
+          </w:p>
+        </w:tc>
+      </w:tr>
+      <w:tr>
+        <w:tc>
+          <w:tcPr>
+            <w:tcW w:type="dxa" w:w="1300"/>
+            <w:vAlign w:val="center"/>
+          </w:tcPr>
+          <w:p>
+            <w:pPr>
+              <w:spacing w:after="0"/>
+            </w:pPr>
+            <w:r/>
+            <w:r>
+              <w:rPr>
+                <w:rFonts w:ascii="Microsoft YaHei" w:hAnsi="Microsoft YaHei" w:eastAsia="Microsoft YaHei"/>
+                <w:b w:val="0"/>
+                <w:color w:val="000000"/>
+                <w:sz w:val="19"/>
+              </w:rPr>
+              <w:t>28469099</w:t>
+            </w:r>
+          </w:p>
+        </w:tc>
+        <w:tc>
+          <w:tcPr>
+            <w:tcW w:type="dxa" w:w="4260"/>
+            <w:vAlign w:val="center"/>
+          </w:tcPr>
+          <w:p>
+            <w:pPr>
+              <w:spacing w:after="0"/>
+            </w:pPr>
+            <w:r/>
+            <w:r>
+              <w:rPr>
+                <w:rFonts w:ascii="Microsoft YaHei" w:hAnsi="Microsoft YaHei" w:eastAsia="Microsoft YaHei"/>
+                <w:b w:val="0"/>
+                <w:color w:val="000000"/>
+                <w:sz w:val="19"/>
+              </w:rPr>
+              <w:t>未列名稀土金属及其混合物的化合物</w:t>
+            </w:r>
+          </w:p>
+        </w:tc>
+        <w:tc>
+          <w:tcPr>
+            <w:tcW w:type="dxa" w:w="1700"/>
+            <w:vAlign w:val="center"/>
+          </w:tcPr>
+          <w:p>
+            <w:pPr>
+              <w:spacing w:after="0"/>
+            </w:pPr>
+            <w:r/>
+            <w:r>
+              <w:rPr>
+                <w:rFonts w:ascii="Microsoft YaHei" w:hAnsi="Microsoft YaHei" w:eastAsia="Microsoft YaHei"/>
+                <w:b w:val="0"/>
+                <w:color w:val="000000"/>
+                <w:sz w:val="19"/>
+              </w:rPr>
+              <w:t>4.30 百万美元</w:t>
+            </w:r>
+          </w:p>
+        </w:tc>
+        <w:tc>
+          <w:tcPr>
+            <w:tcW w:type="dxa" w:w="2100"/>
+            <w:vAlign w:val="center"/>
+          </w:tcPr>
+          <w:p>
+            <w:pPr>
+              <w:spacing w:after="0"/>
+            </w:pPr>
+            <w:r/>
+            <w:r>
+              <w:rPr>
+                <w:rFonts w:ascii="Microsoft YaHei" w:hAnsi="Microsoft YaHei" w:eastAsia="Microsoft YaHei"/>
+                <w:b w:val="0"/>
+                <w:color w:val="000000"/>
+                <w:sz w:val="19"/>
+              </w:rPr>
+              <w:t>一般贸易</w:t>
+            </w:r>
+          </w:p>
+        </w:tc>
+      </w:tr>
+      <w:tr>
+        <w:tc>
+          <w:tcPr>
+            <w:tcW w:type="dxa" w:w="1300"/>
+            <w:vAlign w:val="center"/>
+          </w:tcPr>
+          <w:p>
+            <w:pPr>
+              <w:spacing w:after="0"/>
+            </w:pPr>
+            <w:r/>
+            <w:r>
+              <w:rPr>
+                <w:rFonts w:ascii="Microsoft YaHei" w:hAnsi="Microsoft YaHei" w:eastAsia="Microsoft YaHei"/>
+                <w:b w:val="0"/>
+                <w:color w:val="000000"/>
+                <w:sz w:val="19"/>
+              </w:rPr>
+              <w:t>28469019</w:t>
+            </w:r>
+          </w:p>
+        </w:tc>
+        <w:tc>
+          <w:tcPr>
+            <w:tcW w:type="dxa" w:w="4260"/>
+            <w:vAlign w:val="center"/>
+          </w:tcPr>
+          <w:p>
+            <w:pPr>
+              <w:spacing w:after="0"/>
+            </w:pPr>
+            <w:r/>
+            <w:r>
+              <w:rPr>
+                <w:rFonts w:ascii="Microsoft YaHei" w:hAnsi="Microsoft YaHei" w:eastAsia="Microsoft YaHei"/>
+                <w:b w:val="0"/>
+                <w:color w:val="000000"/>
+                <w:sz w:val="19"/>
+              </w:rPr>
+              <w:t>未列名氧化稀土</w:t>
+            </w:r>
+          </w:p>
+        </w:tc>
+        <w:tc>
+          <w:tcPr>
+            <w:tcW w:type="dxa" w:w="1700"/>
+            <w:vAlign w:val="center"/>
+          </w:tcPr>
+          <w:p>
+            <w:pPr>
+              <w:spacing w:after="0"/>
+            </w:pPr>
+            <w:r/>
+            <w:r>
+              <w:rPr>
+                <w:rFonts w:ascii="Microsoft YaHei" w:hAnsi="Microsoft YaHei" w:eastAsia="Microsoft YaHei"/>
+                <w:b w:val="0"/>
+                <w:color w:val="000000"/>
+                <w:sz w:val="19"/>
+              </w:rPr>
+              <w:t>1.03 百万美元</w:t>
+            </w:r>
+          </w:p>
+        </w:tc>
+        <w:tc>
+          <w:tcPr>
+            <w:tcW w:type="dxa" w:w="2100"/>
+            <w:vAlign w:val="center"/>
+          </w:tcPr>
+          <w:p>
+            <w:pPr>
+              <w:spacing w:after="0"/>
+            </w:pPr>
+            <w:r/>
+            <w:r>
+              <w:rPr>
+                <w:rFonts w:ascii="Microsoft YaHei" w:hAnsi="Microsoft YaHei" w:eastAsia="Microsoft YaHei"/>
+                <w:b w:val="0"/>
+                <w:color w:val="000000"/>
+                <w:sz w:val="19"/>
+              </w:rPr>
+              <w:t>一般贸易</w:t>
+            </w:r>
+          </w:p>
+        </w:tc>
+      </w:tr>
+      <w:tr>
+        <w:tc>
+          <w:tcPr>
+            <w:tcW w:type="dxa" w:w="1300"/>
+            <w:vAlign w:val="center"/>
+          </w:tcPr>
+          <w:p>
+            <w:pPr>
+              <w:spacing w:after="0"/>
+            </w:pPr>
+            <w:r/>
+            <w:r>
+              <w:rPr>
+                <w:rFonts w:ascii="Microsoft YaHei" w:hAnsi="Microsoft YaHei" w:eastAsia="Microsoft YaHei"/>
+                <w:b w:val="0"/>
+                <w:color w:val="000000"/>
+                <w:sz w:val="19"/>
+              </w:rPr>
+              <w:t>28469012</w:t>
+            </w:r>
+          </w:p>
+        </w:tc>
+        <w:tc>
+          <w:tcPr>
+            <w:tcW w:type="dxa" w:w="4260"/>
+            <w:vAlign w:val="center"/>
+          </w:tcPr>
+          <w:p>
+            <w:pPr>
+              <w:spacing w:after="0"/>
+            </w:pPr>
+            <w:r/>
+            <w:r>
+              <w:rPr>
+                <w:rFonts w:ascii="Microsoft YaHei" w:hAnsi="Microsoft YaHei" w:eastAsia="Microsoft YaHei"/>
+                <w:b w:val="0"/>
+                <w:color w:val="000000"/>
+                <w:sz w:val="19"/>
+              </w:rPr>
+              <w:t>氧化镧</w:t>
+            </w:r>
+          </w:p>
+        </w:tc>
+        <w:tc>
+          <w:tcPr>
+            <w:tcW w:type="dxa" w:w="1700"/>
+            <w:vAlign w:val="center"/>
+          </w:tcPr>
+          <w:p>
+            <w:pPr>
+              <w:spacing w:after="0"/>
+            </w:pPr>
+            <w:r/>
+            <w:r>
+              <w:rPr>
+                <w:rFonts w:ascii="Microsoft YaHei" w:hAnsi="Microsoft YaHei" w:eastAsia="Microsoft YaHei"/>
+                <w:b w:val="0"/>
+                <w:color w:val="000000"/>
+                <w:sz w:val="19"/>
+              </w:rPr>
+              <w:t>47,097 美元</w:t>
+            </w:r>
+          </w:p>
+        </w:tc>
+        <w:tc>
+          <w:tcPr>
+            <w:tcW w:type="dxa" w:w="2100"/>
+            <w:vAlign w:val="center"/>
+          </w:tcPr>
+          <w:p>
+            <w:pPr>
+              <w:spacing w:after="0"/>
+            </w:pPr>
+            <w:r/>
+            <w:r>
+              <w:rPr>
+                <w:rFonts w:ascii="Microsoft YaHei" w:hAnsi="Microsoft YaHei" w:eastAsia="Microsoft YaHei"/>
+                <w:b w:val="0"/>
+                <w:color w:val="000000"/>
+                <w:sz w:val="19"/>
+              </w:rPr>
+              <w:t>一般贸易</w:t>
+            </w:r>
+          </w:p>
+        </w:tc>
+      </w:tr>
+      <w:tr>
+        <w:tc>
+          <w:tcPr>
+            <w:tcW w:type="dxa" w:w="1300"/>
+            <w:vAlign w:val="center"/>
+          </w:tcPr>
+          <w:p>
+            <w:pPr>
+              <w:spacing w:after="0"/>
+            </w:pPr>
+            <w:r/>
+            <w:r>
+              <w:rPr>
+                <w:rFonts w:ascii="Microsoft YaHei" w:hAnsi="Microsoft YaHei" w:eastAsia="Microsoft YaHei"/>
+                <w:b w:val="0"/>
+                <w:color w:val="000000"/>
+                <w:sz w:val="19"/>
+              </w:rPr>
+              <w:t>28469023</w:t>
+            </w:r>
+          </w:p>
+        </w:tc>
+        <w:tc>
+          <w:tcPr>
+            <w:tcW w:type="dxa" w:w="4260"/>
+            <w:vAlign w:val="center"/>
+          </w:tcPr>
+          <w:p>
+            <w:pPr>
+              <w:spacing w:after="0"/>
+            </w:pPr>
+            <w:r/>
+            <w:r>
+              <w:rPr>
+                <w:rFonts w:ascii="Microsoft YaHei" w:hAnsi="Microsoft YaHei" w:eastAsia="Microsoft YaHei"/>
+                <w:b w:val="0"/>
+                <w:color w:val="000000"/>
+                <w:sz w:val="19"/>
+              </w:rPr>
+              <w:t>氯化镧</w:t>
+            </w:r>
+          </w:p>
+        </w:tc>
+        <w:tc>
+          <w:tcPr>
+            <w:tcW w:type="dxa" w:w="1700"/>
+            <w:vAlign w:val="center"/>
+          </w:tcPr>
+          <w:p>
+            <w:pPr>
+              <w:spacing w:after="0"/>
+            </w:pPr>
+            <w:r/>
+            <w:r>
+              <w:rPr>
+                <w:rFonts w:ascii="Microsoft YaHei" w:hAnsi="Microsoft YaHei" w:eastAsia="Microsoft YaHei"/>
+                <w:b w:val="0"/>
+                <w:color w:val="000000"/>
+                <w:sz w:val="19"/>
+              </w:rPr>
+              <w:t>41,984 美元</w:t>
+            </w:r>
+          </w:p>
+        </w:tc>
+        <w:tc>
+          <w:tcPr>
+            <w:tcW w:type="dxa" w:w="2100"/>
+            <w:vAlign w:val="center"/>
+          </w:tcPr>
+          <w:p>
+            <w:pPr>
+              <w:spacing w:after="0"/>
+            </w:pPr>
+            <w:r/>
+            <w:r>
+              <w:rPr>
+                <w:rFonts w:ascii="Microsoft YaHei" w:hAnsi="Microsoft YaHei" w:eastAsia="Microsoft YaHei"/>
+                <w:b w:val="0"/>
+                <w:color w:val="000000"/>
+                <w:sz w:val="19"/>
+              </w:rPr>
+              <w:t>一般贸易</w:t>
+            </w:r>
+          </w:p>
+        </w:tc>
+      </w:tr>
+      <w:tr>
+        <w:tc>
+          <w:tcPr>
+            <w:tcW w:type="dxa" w:w="1300"/>
+            <w:vAlign w:val="center"/>
+          </w:tcPr>
+          <w:p>
+            <w:pPr>
+              <w:spacing w:after="0"/>
+            </w:pPr>
+            <w:r/>
+            <w:r>
+              <w:rPr>
+                <w:rFonts w:ascii="Microsoft YaHei" w:hAnsi="Microsoft YaHei" w:eastAsia="Microsoft YaHei"/>
+                <w:b w:val="0"/>
+                <w:color w:val="000000"/>
+                <w:sz w:val="19"/>
+              </w:rPr>
+              <w:t>28469091</w:t>
+            </w:r>
+          </w:p>
+        </w:tc>
+        <w:tc>
+          <w:tcPr>
+            <w:tcW w:type="dxa" w:w="4260"/>
+            <w:vAlign w:val="center"/>
+          </w:tcPr>
+          <w:p>
+            <w:pPr>
+              <w:spacing w:after="0"/>
+            </w:pPr>
+            <w:r/>
+            <w:r>
+              <w:rPr>
+                <w:rFonts w:ascii="Microsoft YaHei" w:hAnsi="Microsoft YaHei" w:eastAsia="Microsoft YaHei"/>
+                <w:b w:val="0"/>
+                <w:color w:val="000000"/>
+                <w:sz w:val="19"/>
+              </w:rPr>
+              <w:t>镧的其他化合物</w:t>
+            </w:r>
+          </w:p>
+        </w:tc>
+        <w:tc>
+          <w:tcPr>
+            <w:tcW w:type="dxa" w:w="1700"/>
+            <w:vAlign w:val="center"/>
+          </w:tcPr>
+          <w:p>
+            <w:pPr>
+              <w:spacing w:after="0"/>
+            </w:pPr>
+            <w:r/>
+            <w:r>
+              <w:rPr>
+                <w:rFonts w:ascii="Microsoft YaHei" w:hAnsi="Microsoft YaHei" w:eastAsia="Microsoft YaHei"/>
+                <w:b w:val="0"/>
+                <w:color w:val="000000"/>
+                <w:sz w:val="19"/>
+              </w:rPr>
+              <w:t>16,508 美元</w:t>
+            </w:r>
+          </w:p>
+        </w:tc>
+        <w:tc>
+          <w:tcPr>
+            <w:tcW w:type="dxa" w:w="2100"/>
+            <w:vAlign w:val="center"/>
+          </w:tcPr>
+          <w:p>
+            <w:pPr>
+              <w:spacing w:after="0"/>
+            </w:pPr>
+            <w:r/>
+            <w:r>
+              <w:rPr>
+                <w:rFonts w:ascii="Microsoft YaHei" w:hAnsi="Microsoft YaHei" w:eastAsia="Microsoft YaHei"/>
+                <w:b w:val="0"/>
+                <w:color w:val="000000"/>
+                <w:sz w:val="19"/>
+              </w:rPr>
+              <w:t>一般贸易</w:t>
+            </w:r>
+          </w:p>
+        </w:tc>
+      </w:tr>
+      <w:tr>
+        <w:tc>
+          <w:tcPr>
+            <w:tcW w:type="dxa" w:w="1300"/>
+            <w:vAlign w:val="center"/>
+          </w:tcPr>
+          <w:p>
+            <w:pPr>
+              <w:spacing w:after="0"/>
+            </w:pPr>
+            <w:r/>
+            <w:r>
+              <w:rPr>
+                <w:rFonts w:ascii="Microsoft YaHei" w:hAnsi="Microsoft YaHei" w:eastAsia="Microsoft YaHei"/>
+                <w:b w:val="0"/>
+                <w:color w:val="000000"/>
+                <w:sz w:val="19"/>
+              </w:rPr>
+              <w:t>28469024</w:t>
+            </w:r>
+          </w:p>
+        </w:tc>
+        <w:tc>
+          <w:tcPr>
+            <w:tcW w:type="dxa" w:w="4260"/>
+            <w:vAlign w:val="center"/>
+          </w:tcPr>
+          <w:p>
+            <w:pPr>
+              <w:spacing w:after="0"/>
+            </w:pPr>
+            <w:r/>
+            <w:r>
+              <w:rPr>
+                <w:rFonts w:ascii="Microsoft YaHei" w:hAnsi="Microsoft YaHei" w:eastAsia="Microsoft YaHei"/>
+                <w:b w:val="0"/>
+                <w:color w:val="000000"/>
+                <w:sz w:val="19"/>
+              </w:rPr>
+              <w:t>氯化钕</w:t>
+            </w:r>
+          </w:p>
+        </w:tc>
+        <w:tc>
+          <w:tcPr>
+            <w:tcW w:type="dxa" w:w="1700"/>
+            <w:vAlign w:val="center"/>
+          </w:tcPr>
+          <w:p>
+            <w:pPr>
+              <w:spacing w:after="0"/>
+            </w:pPr>
+            <w:r/>
+            <w:r>
+              <w:rPr>
+                <w:rFonts w:ascii="Microsoft YaHei" w:hAnsi="Microsoft YaHei" w:eastAsia="Microsoft YaHei"/>
+                <w:b w:val="0"/>
+                <w:color w:val="000000"/>
+                <w:sz w:val="19"/>
+              </w:rPr>
+              <w:t>6,580 美元</w:t>
+            </w:r>
+          </w:p>
+        </w:tc>
+        <w:tc>
+          <w:tcPr>
+            <w:tcW w:type="dxa" w:w="2100"/>
+            <w:vAlign w:val="center"/>
+          </w:tcPr>
+          <w:p>
+            <w:pPr>
+              <w:spacing w:after="0"/>
+            </w:pPr>
+            <w:r/>
+            <w:r>
+              <w:rPr>
+                <w:rFonts w:ascii="Microsoft YaHei" w:hAnsi="Microsoft YaHei" w:eastAsia="Microsoft YaHei"/>
+                <w:b w:val="0"/>
+                <w:color w:val="000000"/>
+                <w:sz w:val="19"/>
+              </w:rPr>
+              <w:t>一般贸易</w:t>
+            </w:r>
+          </w:p>
+        </w:tc>
+      </w:tr>
+      <w:tr>
+        <w:tc>
+          <w:tcPr>
+            <w:tcW w:type="dxa" w:w="1300"/>
+            <w:vAlign w:val="center"/>
+          </w:tcPr>
+          <w:p>
+            <w:pPr>
+              <w:spacing w:after="0"/>
+            </w:pPr>
+            <w:r/>
+            <w:r>
+              <w:rPr>
+                <w:rFonts w:ascii="Microsoft YaHei" w:hAnsi="Microsoft YaHei" w:eastAsia="Microsoft YaHei"/>
+                <w:b w:val="0"/>
+                <w:color w:val="000000"/>
+                <w:sz w:val="19"/>
+              </w:rPr>
+              <w:t>28469094</w:t>
+            </w:r>
+          </w:p>
+        </w:tc>
+        <w:tc>
+          <w:tcPr>
+            <w:tcW w:type="dxa" w:w="4260"/>
+            <w:vAlign w:val="center"/>
+          </w:tcPr>
+          <w:p>
+            <w:pPr>
+              <w:spacing w:after="0"/>
+            </w:pPr>
+            <w:r/>
+            <w:r>
+              <w:rPr>
+                <w:rFonts w:ascii="Microsoft YaHei" w:hAnsi="Microsoft YaHei" w:eastAsia="Microsoft YaHei"/>
+                <w:b w:val="0"/>
+                <w:color w:val="000000"/>
+                <w:sz w:val="19"/>
+              </w:rPr>
+              <w:t>镝的其他化合物</w:t>
+            </w:r>
+          </w:p>
+        </w:tc>
+        <w:tc>
+          <w:tcPr>
+            <w:tcW w:type="dxa" w:w="1700"/>
+            <w:vAlign w:val="center"/>
+          </w:tcPr>
+          <w:p>
+            <w:pPr>
+              <w:spacing w:after="0"/>
+            </w:pPr>
+            <w:r/>
+            <w:r>
+              <w:rPr>
+                <w:rFonts w:ascii="Microsoft YaHei" w:hAnsi="Microsoft YaHei" w:eastAsia="Microsoft YaHei"/>
+                <w:b w:val="0"/>
+                <w:color w:val="000000"/>
+                <w:sz w:val="19"/>
+              </w:rPr>
+              <w:t>3,750 美元</w:t>
+            </w:r>
+          </w:p>
+        </w:tc>
+        <w:tc>
+          <w:tcPr>
+            <w:tcW w:type="dxa" w:w="2100"/>
+            <w:vAlign w:val="center"/>
+          </w:tcPr>
+          <w:p>
+            <w:pPr>
+              <w:spacing w:after="0"/>
+            </w:pPr>
+            <w:r/>
+            <w:r>
+              <w:rPr>
+                <w:rFonts w:ascii="Microsoft YaHei" w:hAnsi="Microsoft YaHei" w:eastAsia="Microsoft YaHei"/>
+                <w:b w:val="0"/>
+                <w:color w:val="000000"/>
+                <w:sz w:val="19"/>
+              </w:rPr>
+              <w:t>一般贸易</w:t>
+            </w:r>
+          </w:p>
+        </w:tc>
+      </w:tr>
+      <w:tr>
+        <w:tc>
+          <w:tcPr>
+            <w:tcW w:type="dxa" w:w="1300"/>
+            <w:vAlign w:val="center"/>
+          </w:tcPr>
+          <w:p>
+            <w:pPr>
+              <w:spacing w:after="0"/>
+            </w:pPr>
+            <w:r/>
+            <w:r>
+              <w:rPr>
+                <w:rFonts w:ascii="Microsoft YaHei" w:hAnsi="Microsoft YaHei" w:eastAsia="Microsoft YaHei"/>
+                <w:b w:val="0"/>
+                <w:color w:val="000000"/>
+                <w:sz w:val="19"/>
+              </w:rPr>
+              <w:t>28469041</w:t>
+            </w:r>
+          </w:p>
+        </w:tc>
+        <w:tc>
+          <w:tcPr>
+            <w:tcW w:type="dxa" w:w="4260"/>
+            <w:vAlign w:val="center"/>
+          </w:tcPr>
+          <w:p>
+            <w:pPr>
+              <w:spacing w:after="0"/>
+            </w:pPr>
+            <w:r/>
+            <w:r>
+              <w:rPr>
+                <w:rFonts w:ascii="Microsoft YaHei" w:hAnsi="Microsoft YaHei" w:eastAsia="Microsoft YaHei"/>
+                <w:b w:val="0"/>
+                <w:color w:val="000000"/>
+                <w:sz w:val="19"/>
+              </w:rPr>
+              <w:t>碳酸镧</w:t>
+            </w:r>
+          </w:p>
+        </w:tc>
+        <w:tc>
+          <w:tcPr>
+            <w:tcW w:type="dxa" w:w="1700"/>
+            <w:vAlign w:val="center"/>
+          </w:tcPr>
+          <w:p>
+            <w:pPr>
+              <w:spacing w:after="0"/>
+            </w:pPr>
+            <w:r/>
+            <w:r>
+              <w:rPr>
+                <w:rFonts w:ascii="Microsoft YaHei" w:hAnsi="Microsoft YaHei" w:eastAsia="Microsoft YaHei"/>
+                <w:b w:val="0"/>
+                <w:color w:val="000000"/>
+                <w:sz w:val="19"/>
+              </w:rPr>
+              <w:t>116 美元</w:t>
+            </w:r>
+          </w:p>
+        </w:tc>
+        <w:tc>
+          <w:tcPr>
+            <w:tcW w:type="dxa" w:w="2100"/>
+            <w:vAlign w:val="center"/>
+          </w:tcPr>
+          <w:p>
+            <w:pPr>
+              <w:spacing w:after="0"/>
+            </w:pPr>
+            <w:r/>
+            <w:r>
+              <w:rPr>
+                <w:rFonts w:ascii="Microsoft YaHei" w:hAnsi="Microsoft YaHei" w:eastAsia="Microsoft YaHei"/>
+                <w:b w:val="0"/>
+                <w:color w:val="000000"/>
+                <w:sz w:val="19"/>
+              </w:rPr>
+              <w:t>一般贸易</w:t>
+            </w:r>
+          </w:p>
+        </w:tc>
+      </w:tr>
+      <w:tr>
+        <w:tc>
+          <w:tcPr>
+            <w:tcW w:type="dxa" w:w="1300"/>
+            <w:vAlign w:val="center"/>
+          </w:tcPr>
+          <w:p>
+            <w:pPr>
+              <w:spacing w:after="0"/>
+            </w:pPr>
+            <w:r/>
+            <w:r>
+              <w:rPr>
+                <w:rFonts w:ascii="Microsoft YaHei" w:hAnsi="Microsoft YaHei" w:eastAsia="Microsoft YaHei"/>
+                <w:b w:val="0"/>
+                <w:color w:val="000000"/>
+                <w:sz w:val="19"/>
+              </w:rPr>
+              <w:t>28469034</w:t>
+            </w:r>
+          </w:p>
+        </w:tc>
+        <w:tc>
+          <w:tcPr>
+            <w:tcW w:type="dxa" w:w="4260"/>
+            <w:vAlign w:val="center"/>
+          </w:tcPr>
+          <w:p>
+            <w:pPr>
+              <w:spacing w:after="0"/>
+            </w:pPr>
+            <w:r/>
+            <w:r>
+              <w:rPr>
+                <w:rFonts w:ascii="Microsoft YaHei" w:hAnsi="Microsoft YaHei" w:eastAsia="Microsoft YaHei"/>
+                <w:b w:val="0"/>
+                <w:color w:val="000000"/>
+                <w:sz w:val="19"/>
+              </w:rPr>
+              <w:t>氟化钕</w:t>
+            </w:r>
+          </w:p>
+        </w:tc>
+        <w:tc>
+          <w:tcPr>
+            <w:tcW w:type="dxa" w:w="1700"/>
+            <w:vAlign w:val="center"/>
+          </w:tcPr>
+          <w:p>
+            <w:pPr>
+              <w:spacing w:after="0"/>
+            </w:pPr>
+            <w:r/>
+            <w:r>
+              <w:rPr>
+                <w:rFonts w:ascii="Microsoft YaHei" w:hAnsi="Microsoft YaHei" w:eastAsia="Microsoft YaHei"/>
+                <w:b w:val="0"/>
+                <w:color w:val="000000"/>
+                <w:sz w:val="19"/>
+              </w:rPr>
+              <w:t>0 美元</w:t>
+            </w:r>
+          </w:p>
+        </w:tc>
+        <w:tc>
+          <w:tcPr>
+            <w:tcW w:type="dxa" w:w="2100"/>
+            <w:vAlign w:val="center"/>
+          </w:tcPr>
+          <w:p>
+            <w:pPr>
+              <w:spacing w:after="0"/>
+            </w:pPr>
+            <w:r/>
+            <w:r>
+              <w:rPr>
+                <w:rFonts w:ascii="Microsoft YaHei" w:hAnsi="Microsoft YaHei" w:eastAsia="Microsoft YaHei"/>
+                <w:b w:val="0"/>
+                <w:color w:val="000000"/>
+                <w:sz w:val="19"/>
+              </w:rPr>
+              <w:t>一般贸易</w:t>
+            </w:r>
+          </w:p>
+        </w:tc>
+      </w:tr>
+      <w:tr>
+        <w:tc>
+          <w:tcPr>
+            <w:tcW w:type="dxa" w:w="1300"/>
+            <w:vAlign w:val="center"/>
+          </w:tcPr>
+          <w:p>
+            <w:pPr>
+              <w:spacing w:after="0"/>
+            </w:pPr>
+            <w:r/>
+            <w:r>
+              <w:rPr>
+                <w:rFonts w:ascii="Microsoft YaHei" w:hAnsi="Microsoft YaHei" w:eastAsia="Microsoft YaHei"/>
+                <w:b w:val="0"/>
+                <w:color w:val="000000"/>
+                <w:sz w:val="19"/>
+              </w:rPr>
+              <w:t>28469096</w:t>
+            </w:r>
+          </w:p>
+        </w:tc>
+        <w:tc>
+          <w:tcPr>
+            <w:tcW w:type="dxa" w:w="4260"/>
+            <w:vAlign w:val="center"/>
+          </w:tcPr>
+          <w:p>
+            <w:pPr>
+              <w:spacing w:after="0"/>
+            </w:pPr>
+            <w:r/>
+            <w:r>
+              <w:rPr>
+                <w:rFonts w:ascii="Microsoft YaHei" w:hAnsi="Microsoft YaHei" w:eastAsia="Microsoft YaHei"/>
+                <w:b w:val="0"/>
+                <w:color w:val="000000"/>
+                <w:sz w:val="19"/>
+              </w:rPr>
+              <w:t>钇的其他化合物</w:t>
+            </w:r>
+          </w:p>
+        </w:tc>
+        <w:tc>
+          <w:tcPr>
+            <w:tcW w:type="dxa" w:w="1700"/>
+            <w:vAlign w:val="center"/>
+          </w:tcPr>
+          <w:p>
+            <w:pPr>
+              <w:spacing w:after="0"/>
+            </w:pPr>
+            <w:r/>
+            <w:r>
+              <w:rPr>
+                <w:rFonts w:ascii="Microsoft YaHei" w:hAnsi="Microsoft YaHei" w:eastAsia="Microsoft YaHei"/>
+                <w:b w:val="0"/>
+                <w:color w:val="000000"/>
+                <w:sz w:val="19"/>
+              </w:rPr>
+              <w:t>0 美元</w:t>
+            </w:r>
+          </w:p>
+        </w:tc>
+        <w:tc>
+          <w:tcPr>
+            <w:tcW w:type="dxa" w:w="2100"/>
+            <w:vAlign w:val="center"/>
+          </w:tcPr>
+          <w:p>
+            <w:pPr>
+              <w:spacing w:after="0"/>
+            </w:pPr>
+            <w:r/>
+            <w:r>
+              <w:rPr>
+                <w:rFonts w:ascii="Microsoft YaHei" w:hAnsi="Microsoft YaHei" w:eastAsia="Microsoft YaHei"/>
+                <w:b w:val="0"/>
+                <w:color w:val="000000"/>
+                <w:sz w:val="19"/>
+              </w:rPr>
+              <w:t>一般贸易</w:t>
+            </w:r>
+          </w:p>
+        </w:tc>
+      </w:tr>
+    </w:tbl>
     <w:p>
+      <w:pPr>
+        <w:spacing w:after="120"/>
+      </w:pPr>
       <w:r>
-        <w:t>其他供应来源按同一 HS6、同一报告国、同一年度的进口金额排序。它们说明采购来源结构，不等于已经具备同等产能、认证、交付周期或价格条件。</w:t>
-      </w:r>
-    </w:p>
-    <w:p>
-      <w:r>
-        <w:t>公开贸易数据能够识别来源集中度，但不足以替代企业级 BOM、合同、发票、原产地证书和物流单证。对受控物项还必须核对技术参数、最终用户和最终用途。</w:t>
+        <w:rPr>
+          <w:rFonts w:ascii="Microsoft YaHei" w:hAnsi="Microsoft YaHei" w:eastAsia="Microsoft YaHei"/>
+          <w:b w:val="0"/>
+          <w:color w:val="666666"/>
+          <w:sz w:val="18"/>
+        </w:rPr>
+        <w:t>表注：如某 HS6 下超过 10 个 HS8，表中列示金额靠前的主要子项；完整明细以网页交互卡片和原始 CSV 为准。</w:t>
       </w:r>
     </w:p>
     <w:p>
@@ -409,12 +1502,17 @@
         <w:pStyle w:val="Heading1"/>
       </w:pPr>
       <w:r>
-        <w:t>四、第三国路径与判读边界</w:t>
+        <w:t>五、第三国路径与判读边界</w:t>
       </w:r>
     </w:p>
     <w:p>
       <w:r>
-        <w:t>当前未取得与 HS6 284690 完全同口径且能够对应同一批货物的逐段单证闭环。即使中国至一个或多个中转国、再至印度的双边金额在同一时期同步上升，也只能作为核验线索；必须再用提单、原产地证书、发票、加工记录或公开查发案例确认。</w:t>
+        <w:t>两条路径均是风险网络而非转口事实。对于受控物项，技术参数、最终用户和最终用途优先于 HS4 与发票国。</w:t>
+      </w:r>
+    </w:p>
+    <w:p>
+      <w:r>
+        <w:t>对 HS 284690 而言，第三国路径至少需要同时满足四类证据：第一，中国至中转节点存在同口径商品出口；第二，中转节点至印度存在同口径商品出口或印度进口；第三，金额、月份、数量单位和商品描述具有可比性；第四，原产地证书、提单、发票、加工记录或公开查发案例能够解释同一货物或同一供应网络。</w:t>
       </w:r>
     </w:p>
     <w:p>
@@ -422,12 +1520,32 @@
         <w:pStyle w:val="Heading1"/>
       </w:pPr>
       <w:r>
-        <w:t>五、结论</w:t>
+        <w:t>六、分析</w:t>
       </w:r>
     </w:p>
     <w:p>
       <w:r>
-        <w:t>其他稀土金属化合物对华进口来源集中度中等，应保持常态监测。本结论准确度标注为“高概率”，仅适用于 HS6 284690 的 2025 年进口来源结构；后续若取得中国海关 HS8、企业料号和业务单证，应在不改变国际 HS6 可比口径的前提下进一步下钻。</w:t>
+        <w:t>政策敏感度远高于金额本身。部分钐、钆、铽、镝、镥、钪、钇相关物项须依法申请出口许可。</w:t>
+      </w:r>
+    </w:p>
+    <w:p>
+      <w:r>
+        <w:t>通过第三国采购不当然绕开中国规则，也不当然意味着违法；关键是原产、加工和再出口义务。</w:t>
+      </w:r>
+    </w:p>
+    <w:p>
+      <w:r>
+        <w:t>其他稀土金属化合物处于中等对华暴露区间。该区间的政策含义是：总体上并非完全依赖中国，但中国供应商可能在特定规格、价格带、交付节奏或售后环节形成局部优势。因此，应优先识别企业采购中是否存在若干关键料号高度集中，而不是简单按全国占比下结论。</w:t>
+      </w:r>
+    </w:p>
+    <w:p>
+      <w:r>
+        <w:t>替代供应方面，2025 年除中国外的主要来源包括：奥地利、日本、德国、美国、法国。这些来源国可以作为供应分散化的第一批观察对象，但其是否具备现实替代能力，仍需进一步比较产品等级、报价条款、交期、认证记录、历史交付稳定性和售后能力。对于工程设备、电子电力和医药化工类商品，还需要特别注意整机、零部件、材料和中间体之间的税号差异。</w:t>
+      </w:r>
+    </w:p>
+    <w:p>
+      <w:r>
+        <w:t>从中国出口管制策略研究角度看，HS 284690 只能作为筛查入口，不能直接替代受控物项判定。真正需要落到三个层级：第一，税号与商品描述是否锁定到具体物项；第二，技术参数、性能指标、材料形态或最终用途是否触及管制清单；第三，交易链条中的最终用户、最终用途、发票国、装运国和原产国是否一致。因此，本报告将贸易金额用于识别优先级，将单证和技术参数留作后续核验重点。</w:t>
       </w:r>
     </w:p>
     <w:p>
@@ -435,7 +1553,25 @@
         <w:pStyle w:val="Heading1"/>
       </w:pPr>
       <w:r>
-        <w:t>六、后续监测重点</w:t>
+        <w:t>七、结论</w:t>
+      </w:r>
+    </w:p>
+    <w:p>
+      <w:r>
+        <w:t>稀土化合物的首要风险是管制与许可不确定性，而非已被公开统计识别的转口。采购审计应前移至元素、化合物形态和最终用途。</w:t>
+      </w:r>
+    </w:p>
+    <w:p>
+      <w:r>
+        <w:t>准确度标注：高概率。结论主要基于公开统计与审慎边界表述。</w:t>
+      </w:r>
+    </w:p>
+    <w:p>
+      <w:pPr>
+        <w:pStyle w:val="Heading1"/>
+      </w:pPr>
+      <w:r>
+        <w:t>八、后续监测重点</w:t>
       </w:r>
     </w:p>
     <w:p>
@@ -448,7 +1584,7 @@
           <w:rFonts w:ascii="Microsoft YaHei" w:hAnsi="Microsoft YaHei" w:eastAsia="Microsoft YaHei"/>
           <w:sz w:val="21"/>
         </w:rPr>
-        <w:t>HS6 284690 的月度进口金额、数量和对华来源占比</w:t>
+        <w:t>284690 子目与控制参数</w:t>
       </w:r>
     </w:p>
     <w:p>
@@ -461,7 +1597,7 @@
           <w:rFonts w:ascii="Microsoft YaHei" w:hAnsi="Microsoft YaHei" w:eastAsia="Microsoft YaHei"/>
           <w:sz w:val="21"/>
         </w:rPr>
-        <w:t>中国海关 HS8、企业料号与印度本国八位税号映射</w:t>
+        <w:t>日本、韩国等来源的前序原产地</w:t>
       </w:r>
     </w:p>
     <w:p>
@@ -474,20 +1610,7 @@
           <w:rFonts w:ascii="Microsoft YaHei" w:hAnsi="Microsoft YaHei" w:eastAsia="Microsoft YaHei"/>
           <w:sz w:val="21"/>
         </w:rPr>
-        <w:t>原产国、装运国、发票国、提单路径与实际加工工序</w:t>
-      </w:r>
-    </w:p>
-    <w:p>
-      <w:pPr>
-        <w:pStyle w:val="ListBullet"/>
-        <w:spacing w:after="80"/>
-      </w:pPr>
-      <w:r>
-        <w:rPr>
-          <w:rFonts w:ascii="Microsoft YaHei" w:hAnsi="Microsoft YaHei" w:eastAsia="Microsoft YaHei"/>
-          <w:sz w:val="21"/>
-        </w:rPr>
-        <w:t>出口许可证、技术参数、最终用户和最终用途变化</w:t>
+        <w:t>许可证、最终用户与最终用途声明</w:t>
       </w:r>
     </w:p>
     <w:p>
@@ -495,46 +1618,280 @@
         <w:pStyle w:val="Heading1"/>
       </w:pPr>
       <w:r>
-        <w:t>七、来源</w:t>
+        <w:t>脚注与数据来源</w:t>
       </w:r>
     </w:p>
     <w:p>
       <w:pPr>
-        <w:pStyle w:val="ListBullet"/>
-        <w:spacing w:after="80"/>
+        <w:spacing w:after="60"/>
       </w:pPr>
       <w:r>
         <w:rPr>
           <w:rFonts w:ascii="Microsoft YaHei" w:hAnsi="Microsoft YaHei" w:eastAsia="Microsoft YaHei"/>
-          <w:sz w:val="21"/>
+          <w:b/>
+          <w:color w:val="1F4D78"/>
+          <w:sz w:val="18"/>
         </w:rPr>
-        <w:t>UN Comtrade 公共 API：reporterCode=699（印度）、partnerCode=0/156、flowCode=M、cmdCode=284690、period=2025；访问 2026-07-23。</w:t>
+        <w:t>〔1〕</w:t>
+      </w:r>
+      <w:r>
+        <w:rPr>
+          <w:rFonts w:ascii="Microsoft YaHei" w:hAnsi="Microsoft YaHei" w:eastAsia="Microsoft YaHei"/>
+          <w:sz w:val="18"/>
+        </w:rPr>
+        <w:t>UN Comtrade 公共 API，报告国印度（reporterCode=699），贸易伙伴中国/世界（partnerCode=156/0），flowCode=M，cmdCode=284690，period=2025；访问日期 2026-07-24。</w:t>
       </w:r>
     </w:p>
     <w:p>
       <w:pPr>
-        <w:pStyle w:val="ListBullet"/>
-        <w:spacing w:after="80"/>
+        <w:spacing w:after="60"/>
       </w:pPr>
       <w:r>
         <w:rPr>
           <w:rFonts w:ascii="Microsoft YaHei" w:hAnsi="Microsoft YaHei" w:eastAsia="Microsoft YaHei"/>
-          <w:sz w:val="21"/>
+          <w:b/>
+          <w:color w:val="1F4D78"/>
+          <w:sz w:val="18"/>
+        </w:rPr>
+        <w:t>〔2〕</w:t>
+      </w:r>
+      <w:r>
+        <w:rPr>
+          <w:rFonts w:ascii="Microsoft YaHei" w:hAnsi="Microsoft YaHei" w:eastAsia="Microsoft YaHei"/>
+          <w:sz w:val="18"/>
+        </w:rPr>
+        <w:t>UN Comtrade 公共 API，报告国印度（reporterCode=699），贸易伙伴中国/世界（partnerCode=156/0），flowCode=M，cmdCode=284690，period=2025；访问日期 2026-07-24。</w:t>
+      </w:r>
+    </w:p>
+    <w:p>
+      <w:pPr>
+        <w:spacing w:after="60"/>
+      </w:pPr>
+      <w:r>
+        <w:rPr>
+          <w:rFonts w:ascii="Microsoft YaHei" w:hAnsi="Microsoft YaHei" w:eastAsia="Microsoft YaHei"/>
+          <w:b/>
+          <w:color w:val="1F4D78"/>
+          <w:sz w:val="18"/>
+        </w:rPr>
+        <w:t>〔3〕</w:t>
+      </w:r>
+      <w:r>
+        <w:rPr>
+          <w:rFonts w:ascii="Microsoft YaHei" w:hAnsi="Microsoft YaHei" w:eastAsia="Microsoft YaHei"/>
+          <w:sz w:val="18"/>
+        </w:rPr>
+        <w:t>UN Comtrade 公共 API，报告国印度（reporterCode=699），贸易伙伴中国/世界（partnerCode=156/0），flowCode=M，cmdCode=284690，period=2025；访问日期 2026-07-24。</w:t>
+      </w:r>
+    </w:p>
+    <w:p>
+      <w:pPr>
+        <w:spacing w:after="60"/>
+      </w:pPr>
+      <w:r>
+        <w:rPr>
+          <w:rFonts w:ascii="Microsoft YaHei" w:hAnsi="Microsoft YaHei" w:eastAsia="Microsoft YaHei"/>
+          <w:b/>
+          <w:color w:val="1F4D78"/>
+          <w:sz w:val="18"/>
+        </w:rPr>
+        <w:t>〔4〕</w:t>
+      </w:r>
+      <w:r>
+        <w:rPr>
+          <w:rFonts w:ascii="Microsoft YaHei" w:hAnsi="Microsoft YaHei" w:eastAsia="Microsoft YaHei"/>
+          <w:sz w:val="18"/>
+        </w:rPr>
+        <w:t>印度 PIB 议会答复数量表</w:t>
+      </w:r>
+    </w:p>
+    <w:p>
+      <w:pPr>
+        <w:spacing w:after="60"/>
+      </w:pPr>
+      <w:r>
+        <w:rPr>
+          <w:rFonts w:ascii="Microsoft YaHei" w:hAnsi="Microsoft YaHei" w:eastAsia="Microsoft YaHei"/>
+          <w:b/>
+          <w:color w:val="1F4D78"/>
+          <w:sz w:val="18"/>
+        </w:rPr>
+        <w:t>〔5〕</w:t>
+      </w:r>
+      <w:r>
+        <w:rPr>
+          <w:rFonts w:ascii="Microsoft YaHei" w:hAnsi="Microsoft YaHei" w:eastAsia="Microsoft YaHei"/>
+          <w:sz w:val="18"/>
+        </w:rPr>
+        <w:t>中国商务部、海关总署 2025 年 4 月公告</w:t>
+      </w:r>
+    </w:p>
+    <w:p>
+      <w:pPr>
+        <w:spacing w:after="60"/>
+      </w:pPr>
+      <w:r>
+        <w:rPr>
+          <w:rFonts w:ascii="Microsoft YaHei" w:hAnsi="Microsoft YaHei" w:eastAsia="Microsoft YaHei"/>
+          <w:b/>
+          <w:color w:val="1F4D78"/>
+          <w:sz w:val="18"/>
+        </w:rPr>
+        <w:t>〔6〕</w:t>
+      </w:r>
+      <w:r>
+        <w:rPr>
+          <w:rFonts w:ascii="Microsoft YaHei" w:hAnsi="Microsoft YaHei" w:eastAsia="Microsoft YaHei"/>
+          <w:sz w:val="18"/>
+        </w:rPr>
+        <w:t>海关总署统计网，中国出口至印度，贸易伙伴编码 111，HS6 284690 下真实 HS8 明细，来源文件 数据导出.csv、数据导出 (1).csv，访问日期 2026-07-24。</w:t>
+      </w:r>
+    </w:p>
+    <w:p>
+      <w:pPr>
+        <w:spacing w:after="60"/>
+      </w:pPr>
+      <w:r>
+        <w:rPr>
+          <w:rFonts w:ascii="Microsoft YaHei" w:hAnsi="Microsoft YaHei" w:eastAsia="Microsoft YaHei"/>
+          <w:b/>
+          <w:color w:val="1F4D78"/>
+          <w:sz w:val="18"/>
+        </w:rPr>
+        <w:t>〔7〕</w:t>
+      </w:r>
+      <w:r>
+        <w:rPr>
+          <w:rFonts w:ascii="Microsoft YaHei" w:hAnsi="Microsoft YaHei" w:eastAsia="Microsoft YaHei"/>
+          <w:sz w:val="18"/>
+        </w:rPr>
+        <w:t>研究报告第 9—10 页：HS 2846 分析</w:t>
+      </w:r>
+    </w:p>
+    <w:p>
+      <w:pPr>
+        <w:spacing w:after="60"/>
+      </w:pPr>
+      <w:r>
+        <w:rPr>
+          <w:rFonts w:ascii="Microsoft YaHei" w:hAnsi="Microsoft YaHei" w:eastAsia="Microsoft YaHei"/>
+          <w:b/>
+          <w:color w:val="1F4D78"/>
+          <w:sz w:val="18"/>
+        </w:rPr>
+        <w:t>〔8〕</w:t>
+      </w:r>
+      <w:r>
+        <w:rPr>
+          <w:rFonts w:ascii="Microsoft YaHei" w:hAnsi="Microsoft YaHei" w:eastAsia="Microsoft YaHei"/>
+          <w:sz w:val="18"/>
+        </w:rPr>
+        <w:t>印度 PIB 议会答复数量表</w:t>
+      </w:r>
+    </w:p>
+    <w:p>
+      <w:pPr>
+        <w:spacing w:after="60"/>
+      </w:pPr>
+      <w:r>
+        <w:rPr>
+          <w:rFonts w:ascii="Microsoft YaHei" w:hAnsi="Microsoft YaHei" w:eastAsia="Microsoft YaHei"/>
+          <w:b/>
+          <w:color w:val="1F4D78"/>
+          <w:sz w:val="18"/>
+        </w:rPr>
+        <w:t>〔9〕</w:t>
+      </w:r>
+      <w:r>
+        <w:rPr>
+          <w:rFonts w:ascii="Microsoft YaHei" w:hAnsi="Microsoft YaHei" w:eastAsia="Microsoft YaHei"/>
+          <w:sz w:val="18"/>
+        </w:rPr>
+        <w:t>中国商务部、海关总署 2025 年 4 月公告</w:t>
+      </w:r>
+    </w:p>
+    <w:p>
+      <w:pPr>
+        <w:spacing w:after="60"/>
+      </w:pPr>
+      <w:r>
+        <w:rPr>
+          <w:rFonts w:ascii="Microsoft YaHei" w:hAnsi="Microsoft YaHei" w:eastAsia="Microsoft YaHei"/>
+          <w:b/>
+          <w:color w:val="1F4D78"/>
+          <w:sz w:val="18"/>
+        </w:rPr>
+        <w:t>〔10〕</w:t>
+      </w:r>
+      <w:r>
+        <w:rPr>
+          <w:rFonts w:ascii="Microsoft YaHei" w:hAnsi="Microsoft YaHei" w:eastAsia="Microsoft YaHei"/>
+          <w:sz w:val="18"/>
+        </w:rPr>
+        <w:t>UN Comtrade 公共 API，报告国印度（reporterCode=699），贸易伙伴中国/世界（partnerCode=156/0），flowCode=M，cmdCode=284690，period=2025；访问日期 2026-07-24。</w:t>
+      </w:r>
+    </w:p>
+    <w:p>
+      <w:pPr>
+        <w:spacing w:after="60"/>
+      </w:pPr>
+      <w:r>
+        <w:rPr>
+          <w:rFonts w:ascii="Microsoft YaHei" w:hAnsi="Microsoft YaHei" w:eastAsia="Microsoft YaHei"/>
+          <w:b/>
+          <w:color w:val="1F4D78"/>
+          <w:sz w:val="18"/>
+        </w:rPr>
+        <w:t>〔11〕</w:t>
+      </w:r>
+      <w:r>
+        <w:rPr>
+          <w:rFonts w:ascii="Microsoft YaHei" w:hAnsi="Microsoft YaHei" w:eastAsia="Microsoft YaHei"/>
+          <w:sz w:val="18"/>
         </w:rPr>
         <w:t>印度 DGCI&amp;S TradeStat：月度贸易数据库与编码调整说明。</w:t>
       </w:r>
     </w:p>
     <w:p>
       <w:pPr>
-        <w:pStyle w:val="ListBullet"/>
-        <w:spacing w:after="80"/>
+        <w:spacing w:after="60"/>
       </w:pPr>
       <w:r>
         <w:rPr>
           <w:rFonts w:ascii="Microsoft YaHei" w:hAnsi="Microsoft YaHei" w:eastAsia="Microsoft YaHei"/>
-          <w:sz w:val="21"/>
+          <w:b/>
+          <w:color w:val="1F4D78"/>
+          <w:sz w:val="18"/>
+        </w:rPr>
+        <w:t>〔12〕</w:t>
+      </w:r>
+      <w:r>
+        <w:rPr>
+          <w:rFonts w:ascii="Microsoft YaHei" w:hAnsi="Microsoft YaHei" w:eastAsia="Microsoft YaHei"/>
+          <w:sz w:val="18"/>
         </w:rPr>
         <w:t>中国商务部、海关总署及中国出口管制信息网：现行两用物项清单、公告与许可证管理目录。</w:t>
+      </w:r>
+    </w:p>
+    <w:p>
+      <w:pPr>
+        <w:spacing w:after="60"/>
+      </w:pPr>
+      <w:r>
+        <w:rPr>
+          <w:rFonts w:ascii="Microsoft YaHei" w:hAnsi="Microsoft YaHei" w:eastAsia="Microsoft YaHei"/>
+          <w:b/>
+          <w:color w:val="1F4D78"/>
+          <w:sz w:val="18"/>
+        </w:rPr>
+        <w:t>〔13〕</w:t>
+      </w:r>
+      <w:r>
+        <w:rPr>
+          <w:rFonts w:ascii="Microsoft YaHei" w:hAnsi="Microsoft YaHei" w:eastAsia="Microsoft YaHei"/>
+          <w:sz w:val="18"/>
+        </w:rPr>
+        <w:t>海关总署统计网，中国出口至印度，贸易伙伴编码 111，HS6 284690 下真实 HS8 明细，来源文件 数据导出.csv、数据导出 (1).csv，访问日期 2026-07-24。</w:t>
       </w:r>
     </w:p>
     <w:p>
@@ -568,7 +1925,7 @@
         <w:color w:val="666666"/>
         <w:sz w:val="18"/>
       </w:rPr>
-      <w:t>其他稀土金属化合物对华进口依赖与供应风险分析报告 · 2026-07-23</w:t>
+      <w:t>其他稀土金属化合物对华进口依赖与供应风险分析报告 · 2026-07-24</w:t>
     </w:r>
   </w:p>
 </w:ftr>

--- a/public/reports/rareearth.docx
+++ b/public/reports/rareearth.docx
@@ -360,7 +360,7 @@
           <w:rFonts w:ascii="Microsoft YaHei" w:hAnsi="Microsoft YaHei" w:eastAsia="Microsoft YaHei"/>
           <w:sz w:val="21"/>
         </w:rPr>
-        <w:t>稀土化合物的直接贸易金额较小，但中国在印度来源结构中长期居首，且部分 284690 子目已纳入出口管制；公开数据未证明经贸易中枢大规模转口。</w:t>
+        <w:t>本项展示的贸易编码为 HS 284690 稀土化合物，但新增证据主要来自印度官方和行业资料对稀土永磁体及中游加工环节的披露。应把“稀土化合物贸易额”和“稀土永磁体供应链依赖”分开阅读：前者用于观察化合物进口来源，后者用于判断印度制造业对中国稀土中游能力的脆弱性。</w:t>
       </w:r>
       <w:r>
         <w:rPr>
@@ -437,7 +437,7 @@
           <w:rFonts w:ascii="Microsoft YaHei" w:hAnsi="Microsoft YaHei" w:eastAsia="Microsoft YaHei"/>
           <w:sz w:val="21"/>
         </w:rPr>
-        <w:t>印度官方数量表显示，HS 2846 总进口量由 2019—20 年度 1375 吨降至 2023—24 年度 1086 吨。</w:t>
+        <w:t>印度重工业部 2025 年 8 月 1 日议会答复披露，2022—2025 年两个主要永磁体税号下，中国占印度进口金额的 59.6%—81.3%，占进口数量的 82.2%—90.4%。</w:t>
       </w:r>
       <w:r>
         <w:rPr>
@@ -460,7 +460,7 @@
           <w:rFonts w:ascii="Microsoft YaHei" w:hAnsi="Microsoft YaHei" w:eastAsia="Microsoft YaHei"/>
           <w:sz w:val="21"/>
         </w:rPr>
-        <w:t>中国在 2020—21 至 2023—24 年连续保持主要来源国；日本、韩国、俄罗斯、奥地利、美国等为可观察替代来源。</w:t>
+        <w:t>《印度快报》基于官方贸易数据报道，2024—2025 财年印度永久磁体进口量约 5.37 万吨，其中约 5 万吨来自中国，占比约 93%。</w:t>
       </w:r>
       <w:r>
         <w:rPr>
@@ -471,6 +471,52 @@
           <w:vertAlign w:val="superscript"/>
         </w:rPr>
         <w:t>〔5〕</w:t>
+      </w:r>
+    </w:p>
+    <w:p>
+      <w:pPr>
+        <w:pStyle w:val="ListBullet"/>
+        <w:spacing w:after="80"/>
+      </w:pPr>
+      <w:r>
+        <w:rPr>
+          <w:rFonts w:ascii="Microsoft YaHei" w:hAnsi="Microsoft YaHei" w:eastAsia="Microsoft YaHei"/>
+          <w:sz w:val="21"/>
+        </w:rPr>
+        <w:t>CRISIL Ratings 2025 年 6 月指出，印度上一财年约 540 吨稀土磁体进口中超过 80% 来自中国，汽车企业通常仅有四至六周库存。</w:t>
+      </w:r>
+      <w:r>
+        <w:rPr>
+          <w:rFonts w:ascii="Microsoft YaHei" w:hAnsi="Microsoft YaHei" w:eastAsia="Microsoft YaHei"/>
+          <w:b w:val="0"/>
+          <w:color w:val="1F4D78"/>
+          <w:sz w:val="16"/>
+          <w:vertAlign w:val="superscript"/>
+        </w:rPr>
+        <w:t>〔6〕</w:t>
+      </w:r>
+    </w:p>
+    <w:p>
+      <w:pPr>
+        <w:pStyle w:val="ListBullet"/>
+        <w:spacing w:after="80"/>
+      </w:pPr>
+      <w:r>
+        <w:rPr>
+          <w:rFonts w:ascii="Microsoft YaHei" w:hAnsi="Microsoft YaHei" w:eastAsia="Microsoft YaHei"/>
+          <w:sz w:val="21"/>
+        </w:rPr>
+        <w:t>印度官方数量表显示，HS 2846 总进口量由 2019—20 年度 1375 吨降至 2023—24 年度 1086 吨；中国在 2020—21 至 2023—24 年连续保持主要来源国。</w:t>
+      </w:r>
+      <w:r>
+        <w:rPr>
+          <w:rFonts w:ascii="Microsoft YaHei" w:hAnsi="Microsoft YaHei" w:eastAsia="Microsoft YaHei"/>
+          <w:b w:val="0"/>
+          <w:color w:val="1F4D78"/>
+          <w:sz w:val="16"/>
+          <w:vertAlign w:val="superscript"/>
+        </w:rPr>
+        <w:t>〔7〕</w:t>
       </w:r>
     </w:p>
     <w:p>
@@ -505,7 +551,7 @@
           <w:sz w:val="16"/>
           <w:vertAlign w:val="superscript"/>
         </w:rPr>
-        <w:t>〔6〕</w:t>
+        <w:t>〔8〕</w:t>
       </w:r>
     </w:p>
     <w:tbl>
@@ -1525,12 +1571,17 @@
     </w:p>
     <w:p>
       <w:r>
-        <w:t>政策敏感度远高于金额本身。部分钐、钆、铽、镝、镥、钪、钇相关物项须依法申请出口许可。</w:t>
+        <w:t>政策敏感度远高于金额本身。稀土永磁体的官方份额证据强于 HS 284690 化合物金额证据，说明印度对华依赖更集中在磁体和中游加工环节。</w:t>
       </w:r>
     </w:p>
     <w:p>
       <w:r>
-        <w:t>通过第三国采购不当然绕开中国规则，也不当然意味着违法；关键是原产、加工和再出口义务。</w:t>
+        <w:t>审批延迟和库存周转数据表明，供应扰动可以在数周内传导到印度汽车、电机和新能源产业。</w:t>
+      </w:r>
+    </w:p>
+    <w:p>
+      <w:r>
+        <w:t>通过第三国采购不当然绕开中国规则，也不当然意味着违法；关键是原产、加工、再出口义务、最终用户和最终用途。</w:t>
       </w:r>
     </w:p>
     <w:p>
@@ -1558,7 +1609,7 @@
     </w:p>
     <w:p>
       <w:r>
-        <w:t>稀土化合物的首要风险是管制与许可不确定性，而非已被公开统计识别的转口。采购审计应前移至元素、化合物形态和最终用途。</w:t>
+        <w:t>稀土相关供应链应判定为高概率依赖，尤其是永磁体和中游加工环节。HS 284690 化合物页仍需保持编码边界：不能把永磁体数据直接混算为化合物金额，但足以支持该类物项进入高优先级管制与供应审计。</w:t>
       </w:r>
     </w:p>
     <w:p>
@@ -1584,7 +1635,7 @@
           <w:rFonts w:ascii="Microsoft YaHei" w:hAnsi="Microsoft YaHei" w:eastAsia="Microsoft YaHei"/>
           <w:sz w:val="21"/>
         </w:rPr>
-        <w:t>284690 子目与控制参数</w:t>
+        <w:t>284690 子目与具体元素、化合物形态、含量和用途</w:t>
       </w:r>
     </w:p>
     <w:p>
@@ -1597,7 +1648,20 @@
           <w:rFonts w:ascii="Microsoft YaHei" w:hAnsi="Microsoft YaHei" w:eastAsia="Microsoft YaHei"/>
           <w:sz w:val="21"/>
         </w:rPr>
-        <w:t>日本、韩国等来源的前序原产地</w:t>
+        <w:t>85051190、85051900 等永磁体税号的中国份额和审批状态</w:t>
+      </w:r>
+    </w:p>
+    <w:p>
+      <w:pPr>
+        <w:pStyle w:val="ListBullet"/>
+        <w:spacing w:after="80"/>
+      </w:pPr>
+      <w:r>
+        <w:rPr>
+          <w:rFonts w:ascii="Microsoft YaHei" w:hAnsi="Microsoft YaHei" w:eastAsia="Microsoft YaHei"/>
+          <w:sz w:val="21"/>
+        </w:rPr>
+        <w:t>日本、韩国等替代来源的前序原产地</w:t>
       </w:r>
     </w:p>
     <w:p>
@@ -1702,7 +1766,7 @@
           <w:rFonts w:ascii="Microsoft YaHei" w:hAnsi="Microsoft YaHei" w:eastAsia="Microsoft YaHei"/>
           <w:sz w:val="18"/>
         </w:rPr>
-        <w:t>印度 PIB 议会答复数量表</w:t>
+        <w:t>The Indian Express：《Before China’s rare earth curbs, India’s permanent magnet imports nearly doubled in FY25》，2025-06-09</w:t>
       </w:r>
     </w:p>
     <w:p>
@@ -1723,7 +1787,7 @@
           <w:rFonts w:ascii="Microsoft YaHei" w:hAnsi="Microsoft YaHei" w:eastAsia="Microsoft YaHei"/>
           <w:sz w:val="18"/>
         </w:rPr>
-        <w:t>中国商务部、海关总署 2025 年 4 月公告</w:t>
+        <w:t>CRISIL Ratings：《Shortage of rare earth magnet can decelerate India’s automotive ride》，2025-06-10</w:t>
       </w:r>
     </w:p>
     <w:p>
@@ -1744,7 +1808,7 @@
           <w:rFonts w:ascii="Microsoft YaHei" w:hAnsi="Microsoft YaHei" w:eastAsia="Microsoft YaHei"/>
           <w:sz w:val="18"/>
         </w:rPr>
-        <w:t>海关总署统计网，中国出口至印度，贸易伙伴编码 111，HS6 284690 下真实 HS8 明细，来源文件 数据导出.csv、数据导出 (1).csv，访问日期 2026-07-24。</w:t>
+        <w:t>中国商务部、海关总署 2025 年 4 月稀土相关出口管制公告</w:t>
       </w:r>
     </w:p>
     <w:p>
@@ -1765,7 +1829,7 @@
           <w:rFonts w:ascii="Microsoft YaHei" w:hAnsi="Microsoft YaHei" w:eastAsia="Microsoft YaHei"/>
           <w:sz w:val="18"/>
         </w:rPr>
-        <w:t>研究报告第 9—10 页：HS 2846 分析</w:t>
+        <w:t>中国商务部、海关总署 2025 年 4 月稀土相关出口管制公告</w:t>
       </w:r>
     </w:p>
     <w:p>
@@ -1786,7 +1850,7 @@
           <w:rFonts w:ascii="Microsoft YaHei" w:hAnsi="Microsoft YaHei" w:eastAsia="Microsoft YaHei"/>
           <w:sz w:val="18"/>
         </w:rPr>
-        <w:t>印度 PIB 议会答复数量表</w:t>
+        <w:t>海关总署统计网，中国出口至印度，贸易伙伴编码 111，HS6 284690 下真实 HS8 明细，来源文件 数据导出.csv、数据导出 (1).csv、数据导出 (4).csv、数据导出 (5).csv，访问日期 2026-07-28。</w:t>
       </w:r>
     </w:p>
     <w:p>
@@ -1807,7 +1871,7 @@
           <w:rFonts w:ascii="Microsoft YaHei" w:hAnsi="Microsoft YaHei" w:eastAsia="Microsoft YaHei"/>
           <w:sz w:val="18"/>
         </w:rPr>
-        <w:t>中国商务部、海关总署 2025 年 4 月公告</w:t>
+        <w:t>印度新闻信息局（PIB）/印度重工业部：《Disruption in the Supply of Rare Earth Magnets》，2025-08-01</w:t>
       </w:r>
     </w:p>
     <w:p>
@@ -1828,7 +1892,7 @@
           <w:rFonts w:ascii="Microsoft YaHei" w:hAnsi="Microsoft YaHei" w:eastAsia="Microsoft YaHei"/>
           <w:sz w:val="18"/>
         </w:rPr>
-        <w:t>UN Comtrade 公共 API，报告国印度（reporterCode=699），贸易伙伴中国/世界（partnerCode=156/0），flowCode=M，cmdCode=284690，period=2025；访问日期 2026-07-24。</w:t>
+        <w:t>The Indian Express：《Before China’s rare earth curbs, India’s permanent magnet imports nearly doubled in FY25》，2025-06-09</w:t>
       </w:r>
     </w:p>
     <w:p>
@@ -1849,7 +1913,7 @@
           <w:rFonts w:ascii="Microsoft YaHei" w:hAnsi="Microsoft YaHei" w:eastAsia="Microsoft YaHei"/>
           <w:sz w:val="18"/>
         </w:rPr>
-        <w:t>印度 DGCI&amp;S TradeStat：月度贸易数据库与编码调整说明。</w:t>
+        <w:t>CRISIL Ratings：《Shortage of rare earth magnet can decelerate India’s automotive ride》，2025-06-10</w:t>
       </w:r>
     </w:p>
     <w:p>
@@ -1870,7 +1934,7 @@
           <w:rFonts w:ascii="Microsoft YaHei" w:hAnsi="Microsoft YaHei" w:eastAsia="Microsoft YaHei"/>
           <w:sz w:val="18"/>
         </w:rPr>
-        <w:t>中国商务部、海关总署及中国出口管制信息网：现行两用物项清单、公告与许可证管理目录。</w:t>
+        <w:t>中国商务部、海关总署 2025 年 4 月稀土相关出口管制公告</w:t>
       </w:r>
     </w:p>
     <w:p>
@@ -1891,7 +1955,70 @@
           <w:rFonts w:ascii="Microsoft YaHei" w:hAnsi="Microsoft YaHei" w:eastAsia="Microsoft YaHei"/>
           <w:sz w:val="18"/>
         </w:rPr>
-        <w:t>海关总署统计网，中国出口至印度，贸易伙伴编码 111，HS6 284690 下真实 HS8 明细，来源文件 数据导出.csv、数据导出 (1).csv，访问日期 2026-07-24。</w:t>
+        <w:t>UN Comtrade 公共 API，报告国印度（reporterCode=699），贸易伙伴中国/世界（partnerCode=156/0），flowCode=M，cmdCode=284690，period=2025；访问日期 2026-07-24。</w:t>
+      </w:r>
+    </w:p>
+    <w:p>
+      <w:pPr>
+        <w:spacing w:after="60"/>
+      </w:pPr>
+      <w:r>
+        <w:rPr>
+          <w:rFonts w:ascii="Microsoft YaHei" w:hAnsi="Microsoft YaHei" w:eastAsia="Microsoft YaHei"/>
+          <w:b/>
+          <w:color w:val="1F4D78"/>
+          <w:sz w:val="18"/>
+        </w:rPr>
+        <w:t>〔14〕</w:t>
+      </w:r>
+      <w:r>
+        <w:rPr>
+          <w:rFonts w:ascii="Microsoft YaHei" w:hAnsi="Microsoft YaHei" w:eastAsia="Microsoft YaHei"/>
+          <w:sz w:val="18"/>
+        </w:rPr>
+        <w:t>印度 DGCI&amp;S TradeStat：月度贸易数据库与编码调整说明。</w:t>
+      </w:r>
+    </w:p>
+    <w:p>
+      <w:pPr>
+        <w:spacing w:after="60"/>
+      </w:pPr>
+      <w:r>
+        <w:rPr>
+          <w:rFonts w:ascii="Microsoft YaHei" w:hAnsi="Microsoft YaHei" w:eastAsia="Microsoft YaHei"/>
+          <w:b/>
+          <w:color w:val="1F4D78"/>
+          <w:sz w:val="18"/>
+        </w:rPr>
+        <w:t>〔15〕</w:t>
+      </w:r>
+      <w:r>
+        <w:rPr>
+          <w:rFonts w:ascii="Microsoft YaHei" w:hAnsi="Microsoft YaHei" w:eastAsia="Microsoft YaHei"/>
+          <w:sz w:val="18"/>
+        </w:rPr>
+        <w:t>中国商务部、海关总署及中国出口管制信息网：现行两用物项清单、公告与许可证管理目录。</w:t>
+      </w:r>
+    </w:p>
+    <w:p>
+      <w:pPr>
+        <w:spacing w:after="60"/>
+      </w:pPr>
+      <w:r>
+        <w:rPr>
+          <w:rFonts w:ascii="Microsoft YaHei" w:hAnsi="Microsoft YaHei" w:eastAsia="Microsoft YaHei"/>
+          <w:b/>
+          <w:color w:val="1F4D78"/>
+          <w:sz w:val="18"/>
+        </w:rPr>
+        <w:t>〔16〕</w:t>
+      </w:r>
+      <w:r>
+        <w:rPr>
+          <w:rFonts w:ascii="Microsoft YaHei" w:hAnsi="Microsoft YaHei" w:eastAsia="Microsoft YaHei"/>
+          <w:sz w:val="18"/>
+        </w:rPr>
+        <w:t>海关总署统计网，中国出口至印度，贸易伙伴编码 111，HS6 284690 下真实 HS8 明细，来源文件 数据导出.csv、数据导出 (1).csv、数据导出 (4).csv、数据导出 (5).csv，访问日期 2026-07-28。</w:t>
       </w:r>
     </w:p>
     <w:p>
